--- a/Microsoft_Learn/Azure Fundamentals.docx
+++ b/Microsoft_Learn/Azure Fundamentals.docx
@@ -1981,6 +1981,9 @@
       <w:r>
         <w:t>by Microsoft Azure and will learn more about the governance and compliance services that you can use.</w:t>
       </w:r>
+      <w:r>
+        <w:t xml:space="preserve"> </w:t>
+      </w:r>
     </w:p>
     <w:p>
       <w:pPr>
@@ -2519,7 +2522,6 @@
     </w:p>
     <w:p>
       <w:r>
-        <w:lastRenderedPageBreak/>
         <w:t xml:space="preserve">Because </w:t>
       </w:r>
       <w:r>
@@ -2995,14 +2997,7 @@
         <w:rPr>
           <w:highlight w:val="green"/>
         </w:rPr>
-        <w:t xml:space="preserve">ddle ground between </w:t>
-      </w:r>
-      <w:r>
-        <w:rPr>
-          <w:highlight w:val="green"/>
-        </w:rPr>
-        <w:lastRenderedPageBreak/>
-        <w:t>IaaS and SaaS,</w:t>
+        <w:t>ddle ground between IaaS and SaaS,</w:t>
       </w:r>
       <w:r>
         <w:t xml:space="preserve"> rests somewhere in the middle and evenly distributes responsibility between the cloud provider and the consumer.</w:t>
@@ -3597,7 +3592,6 @@
         <w:rPr>
           <w:highlight w:val="yellow"/>
         </w:rPr>
-        <w:lastRenderedPageBreak/>
         <w:t>Network</w:t>
       </w:r>
       <w:r>
@@ -3846,19 +3840,11 @@
       <w:r>
         <w:t xml:space="preserve">. The </w:t>
       </w:r>
-      <w:proofErr w:type="gramStart"/>
-      <w:r>
-        <w:rPr>
-          <w:highlight w:val="yellow"/>
-        </w:rPr>
-        <w:t>general public</w:t>
-      </w:r>
-      <w:proofErr w:type="gramEnd"/>
-      <w:r>
-        <w:rPr>
-          <w:highlight w:val="yellow"/>
-        </w:rPr>
-        <w:t xml:space="preserve"> availability is a key difference</w:t>
+      <w:r>
+        <w:rPr>
+          <w:highlight w:val="yellow"/>
+        </w:rPr>
+        <w:t>general public availability is a key difference</w:t>
       </w:r>
       <w:r>
         <w:t xml:space="preserve"> </w:t>
@@ -3992,7 +3978,6 @@
                 <w:b/>
                 <w:bCs/>
               </w:rPr>
-              <w:lastRenderedPageBreak/>
               <w:t>Public cloud</w:t>
             </w:r>
           </w:p>
@@ -4546,7 +4531,6 @@
     </w:p>
     <w:p>
       <w:r>
-        <w:lastRenderedPageBreak/>
         <w:t xml:space="preserve">In contrast, </w:t>
       </w:r>
       <w:proofErr w:type="spellStart"/>
@@ -4824,16 +4808,8 @@
         <w:rPr>
           <w:highlight w:val="yellow"/>
         </w:rPr>
-        <w:t xml:space="preserve">quickly reach </w:t>
-      </w:r>
-      <w:proofErr w:type="gramStart"/>
-      <w:r>
-        <w:rPr>
-          <w:highlight w:val="yellow"/>
-        </w:rPr>
-        <w:t>capacity</w:t>
-      </w:r>
-      <w:proofErr w:type="gramEnd"/>
+        <w:t>quickly reach capacity</w:t>
+      </w:r>
       <w:r>
         <w:t xml:space="preserve"> and your applications and services may </w:t>
       </w:r>
@@ -5043,7 +5019,6 @@
         <w:rPr>
           <w:color w:val="0070C0"/>
         </w:rPr>
-        <w:lastRenderedPageBreak/>
         <w:t xml:space="preserve">Scale as your business needs </w:t>
       </w:r>
       <w:r>
@@ -5479,7 +5454,6 @@
       </w:pPr>
       <w:bookmarkStart w:id="33" w:name="_Toc180007211"/>
       <w:r>
-        <w:lastRenderedPageBreak/>
         <w:t>Describe the benefits of using cloud services</w:t>
       </w:r>
       <w:bookmarkEnd w:id="33"/>
@@ -5843,23 +5817,75 @@
         <w:rPr>
           <w:color w:val="0070C0"/>
         </w:rPr>
-        <w:t xml:space="preserve">suddenly experience peak </w:t>
+        <w:t>suddenly experience peak traffic and your systems are overwhelmed</w:t>
+      </w:r>
+      <w:r>
+        <w:t xml:space="preserve">, the ability to scale means you </w:t>
+      </w:r>
+      <w:r>
+        <w:rPr>
+          <w:highlight w:val="yellow"/>
+        </w:rPr>
+        <w:t>can add more resources to better handle the increased demand</w:t>
+      </w:r>
+      <w:r>
+        <w:t>.</w:t>
+      </w:r>
+    </w:p>
+    <w:p>
+      <w:r>
+        <w:t xml:space="preserve">The </w:t>
       </w:r>
       <w:r>
         <w:rPr>
           <w:color w:val="0070C0"/>
         </w:rPr>
-        <w:lastRenderedPageBreak/>
-        <w:t>traffic and your systems are overwhelmed</w:t>
-      </w:r>
-      <w:r>
-        <w:t xml:space="preserve">, the ability to scale means you </w:t>
-      </w:r>
-      <w:r>
-        <w:rPr>
-          <w:highlight w:val="yellow"/>
-        </w:rPr>
-        <w:t>can add more resources to better handle the increased demand</w:t>
+        <w:t xml:space="preserve">other benefit </w:t>
+      </w:r>
+      <w:r>
+        <w:t xml:space="preserve">of scalability is that </w:t>
+      </w:r>
+      <w:r>
+        <w:rPr>
+          <w:highlight w:val="yellow"/>
+        </w:rPr>
+        <w:t>you aren't overpaying for services</w:t>
+      </w:r>
+      <w:r>
+        <w:t xml:space="preserve">. Because the cloud is a </w:t>
+      </w:r>
+      <w:r>
+        <w:rPr>
+          <w:highlight w:val="yellow"/>
+        </w:rPr>
+        <w:t>consumption-based model</w:t>
+      </w:r>
+      <w:r>
+        <w:t xml:space="preserve">, you </w:t>
+      </w:r>
+      <w:r>
+        <w:rPr>
+          <w:highlight w:val="yellow"/>
+        </w:rPr>
+        <w:t>only pay for what you use</w:t>
+      </w:r>
+      <w:r>
+        <w:t xml:space="preserve">. If </w:t>
+      </w:r>
+      <w:r>
+        <w:rPr>
+          <w:color w:val="0070C0"/>
+        </w:rPr>
+        <w:t>demand drops off</w:t>
+      </w:r>
+      <w:r>
+        <w:t xml:space="preserve">, you can </w:t>
+      </w:r>
+      <w:r>
+        <w:rPr>
+          <w:color w:val="0070C0"/>
+        </w:rPr>
+        <w:t>reduce your resources and thereby reduce your costs</w:t>
       </w:r>
       <w:r>
         <w:t>.</w:t>
@@ -5867,734 +5893,670 @@
     </w:p>
     <w:p>
       <w:r>
-        <w:t xml:space="preserve">The </w:t>
+        <w:t xml:space="preserve">Scaling generally </w:t>
       </w:r>
       <w:r>
         <w:rPr>
           <w:color w:val="0070C0"/>
         </w:rPr>
-        <w:t xml:space="preserve">other benefit </w:t>
-      </w:r>
-      <w:r>
-        <w:t xml:space="preserve">of scalability is that </w:t>
-      </w:r>
-      <w:r>
-        <w:rPr>
-          <w:highlight w:val="yellow"/>
-        </w:rPr>
-        <w:t>you aren't overpaying for services</w:t>
-      </w:r>
-      <w:r>
-        <w:t xml:space="preserve">. Because the cloud is a </w:t>
-      </w:r>
-      <w:r>
-        <w:rPr>
-          <w:highlight w:val="yellow"/>
-        </w:rPr>
-        <w:t>consumption-based model</w:t>
+        <w:t>comes in two varieties</w:t>
+      </w:r>
+      <w:r>
+        <w:t xml:space="preserve">: vertical and horizontal. </w:t>
+      </w:r>
+      <w:r>
+        <w:rPr>
+          <w:highlight w:val="red"/>
+        </w:rPr>
+        <w:t>Vertical scaling</w:t>
+      </w:r>
+      <w:r>
+        <w:t xml:space="preserve"> is focused </w:t>
+      </w:r>
+      <w:r>
+        <w:rPr>
+          <w:highlight w:val="green"/>
+        </w:rPr>
+        <w:t>on increasing or decreasing the capabilities of resources</w:t>
+      </w:r>
+      <w:r>
+        <w:t xml:space="preserve">. </w:t>
+      </w:r>
+      <w:r>
+        <w:rPr>
+          <w:highlight w:val="red"/>
+        </w:rPr>
+        <w:t>Horizontal scaling</w:t>
+      </w:r>
+      <w:r>
+        <w:t xml:space="preserve"> is </w:t>
+      </w:r>
+      <w:r>
+        <w:rPr>
+          <w:highlight w:val="green"/>
+        </w:rPr>
+        <w:t>adding or subtracting the number of resources.</w:t>
+      </w:r>
+    </w:p>
+    <w:p>
+      <w:pPr>
+        <w:pStyle w:val="Heading5"/>
+      </w:pPr>
+      <w:r>
+        <w:t>Vertical scaling</w:t>
+      </w:r>
+    </w:p>
+    <w:p>
+      <w:r>
+        <w:t xml:space="preserve">With vertical scaling, if </w:t>
+      </w:r>
+      <w:r>
+        <w:rPr>
+          <w:color w:val="0070C0"/>
+        </w:rPr>
+        <w:t>you were developing an app and you needed more processing power</w:t>
+      </w:r>
+      <w:r>
+        <w:t xml:space="preserve">, you could </w:t>
+      </w:r>
+      <w:r>
+        <w:rPr>
+          <w:highlight w:val="yellow"/>
+        </w:rPr>
+        <w:t>vertically scale up to add more CPUs or RAM to the virtual machine</w:t>
+      </w:r>
+      <w:r>
+        <w:t xml:space="preserve">. Conversely, if </w:t>
+      </w:r>
+      <w:r>
+        <w:rPr>
+          <w:color w:val="0070C0"/>
+        </w:rPr>
+        <w:t xml:space="preserve">you realized you had over-specified </w:t>
+      </w:r>
+      <w:r>
+        <w:t xml:space="preserve">the needs, you could </w:t>
+      </w:r>
+      <w:r>
+        <w:rPr>
+          <w:highlight w:val="yellow"/>
+        </w:rPr>
+        <w:t>vertically scale down by lowering the CPU or RAM</w:t>
+      </w:r>
+      <w:r>
+        <w:t xml:space="preserve"> specifications.</w:t>
+      </w:r>
+    </w:p>
+    <w:p>
+      <w:pPr>
+        <w:pStyle w:val="Heading5"/>
+      </w:pPr>
+      <w:r>
+        <w:t>Horizontal scaling</w:t>
+      </w:r>
+    </w:p>
+    <w:p>
+      <w:r>
+        <w:t xml:space="preserve">With horizontal scaling, if you suddenly experienced a </w:t>
+      </w:r>
+      <w:r>
+        <w:rPr>
+          <w:highlight w:val="yellow"/>
+        </w:rPr>
+        <w:t>steep jump in demand, your deployed resources could be scaled out</w:t>
+      </w:r>
+      <w:r>
+        <w:t xml:space="preserve"> (either automatically or manually). For example, you could add </w:t>
+      </w:r>
+      <w:r>
+        <w:rPr>
+          <w:highlight w:val="yellow"/>
+        </w:rPr>
+        <w:t>additional virtual machines or containers, scaling out</w:t>
+      </w:r>
+      <w:r>
+        <w:t xml:space="preserve">. In the same manner, if there was a </w:t>
+      </w:r>
+      <w:r>
+        <w:rPr>
+          <w:highlight w:val="yellow"/>
+        </w:rPr>
+        <w:t>significant drop in demand, deployed resources could be scaled in (</w:t>
+      </w:r>
+      <w:r>
+        <w:t xml:space="preserve">either automatically or manually), </w:t>
+      </w:r>
+      <w:r>
+        <w:rPr>
+          <w:highlight w:val="yellow"/>
+        </w:rPr>
+        <w:t>scaling in</w:t>
+      </w:r>
+      <w:r>
+        <w:t>.</w:t>
+      </w:r>
+    </w:p>
+    <w:p>
+      <w:pPr>
+        <w:pStyle w:val="Heading3"/>
+      </w:pPr>
+      <w:bookmarkStart w:id="36" w:name="_Toc180007214"/>
+      <w:r>
+        <w:t>Describe the benefits of reliability and predictability in the cloud</w:t>
+      </w:r>
+      <w:bookmarkEnd w:id="36"/>
+    </w:p>
+    <w:p>
+      <w:r>
+        <w:t>Reliability and predictability are two crucial cloud benefits that help you develop solutions with confidence.</w:t>
+      </w:r>
+    </w:p>
+    <w:p>
+      <w:pPr>
+        <w:pStyle w:val="Heading4"/>
+      </w:pPr>
+      <w:r>
+        <w:t>Reliability</w:t>
+      </w:r>
+    </w:p>
+    <w:p>
+      <w:r>
+        <w:rPr>
+          <w:highlight w:val="red"/>
+        </w:rPr>
+        <w:t>Reliability</w:t>
+      </w:r>
+      <w:r>
+        <w:t xml:space="preserve"> is the </w:t>
+      </w:r>
+      <w:r>
+        <w:rPr>
+          <w:highlight w:val="green"/>
+        </w:rPr>
+        <w:t>ability of a system to recover from failures and continue to function</w:t>
+      </w:r>
+      <w:r>
+        <w:t xml:space="preserve">. It's also </w:t>
+      </w:r>
+      <w:r>
+        <w:rPr>
+          <w:color w:val="83CAEB" w:themeColor="accent1" w:themeTint="66"/>
+        </w:rPr>
+        <w:t>one of the pillars of the Microsoft Azure Well-Architected Framework</w:t>
+      </w:r>
+      <w:r>
+        <w:t>.</w:t>
+      </w:r>
+    </w:p>
+    <w:p>
+      <w:r>
+        <w:t xml:space="preserve">The cloud, </w:t>
+      </w:r>
+      <w:r>
+        <w:rPr>
+          <w:highlight w:val="yellow"/>
+        </w:rPr>
+        <w:t>by virtue of its decentralized design</w:t>
+      </w:r>
+      <w:r>
+        <w:t xml:space="preserve">, </w:t>
+      </w:r>
+      <w:r>
+        <w:rPr>
+          <w:highlight w:val="yellow"/>
+        </w:rPr>
+        <w:t>naturally supports a reliable and resilient</w:t>
+      </w:r>
+      <w:r>
+        <w:t xml:space="preserve"> infrastructure. </w:t>
+      </w:r>
+      <w:r>
+        <w:rPr>
+          <w:color w:val="83CAEB" w:themeColor="accent1" w:themeTint="66"/>
+        </w:rPr>
+        <w:t>With a decentralized design</w:t>
+      </w:r>
+      <w:r>
+        <w:t xml:space="preserve">, the cloud </w:t>
+      </w:r>
+      <w:r>
+        <w:rPr>
+          <w:highlight w:val="yellow"/>
+        </w:rPr>
+        <w:t>enables you to have resources deployed in regions around the world</w:t>
+      </w:r>
+      <w:r>
+        <w:t xml:space="preserve">. With this global scale, </w:t>
+      </w:r>
+      <w:r>
+        <w:rPr>
+          <w:highlight w:val="yellow"/>
+        </w:rPr>
+        <w:t>even if one region has a catastrophic event other regions are still up and running.</w:t>
+      </w:r>
+      <w:r>
+        <w:t xml:space="preserve"> You can </w:t>
+      </w:r>
+      <w:r>
+        <w:rPr>
+          <w:color w:val="83CAEB" w:themeColor="accent1" w:themeTint="66"/>
+        </w:rPr>
+        <w:t xml:space="preserve">design your applications </w:t>
+      </w:r>
+      <w:r>
+        <w:t xml:space="preserve">to </w:t>
+      </w:r>
+      <w:r>
+        <w:rPr>
+          <w:color w:val="83CAEB" w:themeColor="accent1" w:themeTint="66"/>
+        </w:rPr>
+        <w:t xml:space="preserve">automatically take advantage </w:t>
+      </w:r>
+      <w:r>
+        <w:t xml:space="preserve">of this </w:t>
+      </w:r>
+      <w:r>
+        <w:rPr>
+          <w:color w:val="83CAEB" w:themeColor="accent1" w:themeTint="66"/>
+        </w:rPr>
+        <w:t>increased reliability</w:t>
+      </w:r>
+      <w:r>
+        <w:t>. In some cases</w:t>
+      </w:r>
+      <w:r>
+        <w:rPr>
+          <w:color w:val="000000" w:themeColor="text1"/>
+        </w:rPr>
+        <w:t xml:space="preserve">, </w:t>
+      </w:r>
+      <w:r>
+        <w:rPr>
+          <w:color w:val="000000" w:themeColor="text1"/>
+          <w:highlight w:val="yellow"/>
+        </w:rPr>
+        <w:t>your cloud environment itself will automatically shift to a different region for you</w:t>
+      </w:r>
+      <w:r>
+        <w:t>, with no action needed on your part. You’ll learn more about how Azure leverages global scale to provide reliability later in this series.</w:t>
+      </w:r>
+    </w:p>
+    <w:p>
+      <w:pPr>
+        <w:pStyle w:val="Heading4"/>
+      </w:pPr>
+      <w:r>
+        <w:t>Predictability</w:t>
+      </w:r>
+    </w:p>
+    <w:p>
+      <w:r>
+        <w:t xml:space="preserve">Predictability in the cloud lets you </w:t>
+      </w:r>
+      <w:r>
+        <w:rPr>
+          <w:color w:val="83CAEB" w:themeColor="accent1" w:themeTint="66"/>
+        </w:rPr>
+        <w:t>move forward with confiden</w:t>
+      </w:r>
+      <w:r>
+        <w:rPr>
+          <w:color w:val="83CAEB" w:themeColor="accent1" w:themeTint="66"/>
+        </w:rPr>
+        <w:t>ce</w:t>
+      </w:r>
+      <w:r>
+        <w:t xml:space="preserve">. Predictability can be </w:t>
+      </w:r>
+      <w:r>
+        <w:rPr>
+          <w:highlight w:val="green"/>
+        </w:rPr>
+        <w:t>focused on performance predictability or cost predictability</w:t>
+      </w:r>
+      <w:r>
+        <w:t xml:space="preserve">. Both performance and cost predictability are </w:t>
+      </w:r>
+      <w:r>
+        <w:rPr>
+          <w:highlight w:val="cyan"/>
+        </w:rPr>
+        <w:t>heavily influenced by the Microsoft Azure Well-Architected Framework</w:t>
+      </w:r>
+      <w:r>
+        <w:t xml:space="preserve">. </w:t>
+      </w:r>
+      <w:r>
+        <w:rPr>
+          <w:highlight w:val="yellow"/>
+        </w:rPr>
+        <w:t>Deploy a solution built around this framework</w:t>
+      </w:r>
+      <w:r>
+        <w:t xml:space="preserve"> and </w:t>
+      </w:r>
+      <w:r>
+        <w:rPr>
+          <w:highlight w:val="yellow"/>
+        </w:rPr>
+        <w:t>you have a solution whose cost and performance are predictable.</w:t>
+      </w:r>
+    </w:p>
+    <w:p>
+      <w:pPr>
+        <w:pStyle w:val="Heading5"/>
+      </w:pPr>
+      <w:r>
+        <w:t>Performance</w:t>
+      </w:r>
+    </w:p>
+    <w:p>
+      <w:r>
+        <w:rPr>
+          <w:highlight w:val="red"/>
+        </w:rPr>
+        <w:t>Performance predictability</w:t>
+      </w:r>
+      <w:r>
+        <w:t xml:space="preserve"> focuses on </w:t>
+      </w:r>
+      <w:r>
+        <w:rPr>
+          <w:highlight w:val="green"/>
+        </w:rPr>
+        <w:t>predicting the resources needed to deliver a positive experience</w:t>
+      </w:r>
+      <w:r>
+        <w:t xml:space="preserve"> for your customers</w:t>
+      </w:r>
+      <w:r>
+        <w:t xml:space="preserve">. </w:t>
+      </w:r>
+      <w:r>
+        <w:rPr>
+          <w:highlight w:val="cyan"/>
+        </w:rPr>
+        <w:t>Autoscaling, load balancing, and high availability</w:t>
+      </w:r>
+      <w:r>
+        <w:t xml:space="preserve"> are just some of the cloud </w:t>
+      </w:r>
+      <w:r>
+        <w:rPr>
+          <w:highlight w:val="yellow"/>
+        </w:rPr>
+        <w:t>concepts that support performance predictability</w:t>
+      </w:r>
+      <w:r>
+        <w:t xml:space="preserve">. If you suddenly need </w:t>
+      </w:r>
+      <w:r>
+        <w:rPr>
+          <w:color w:val="83CAEB" w:themeColor="accent1" w:themeTint="66"/>
+        </w:rPr>
+        <w:t xml:space="preserve">more resources, autoscaling can deploy additional resources </w:t>
+      </w:r>
+      <w:r>
+        <w:t xml:space="preserve">to meet the demand, and then </w:t>
+      </w:r>
+      <w:r>
+        <w:rPr>
+          <w:color w:val="83CAEB" w:themeColor="accent1" w:themeTint="66"/>
+        </w:rPr>
+        <w:t>scale back when the demand drops</w:t>
+      </w:r>
+      <w:r>
+        <w:t xml:space="preserve">. Or if the </w:t>
+      </w:r>
+      <w:r>
+        <w:rPr>
+          <w:highlight w:val="yellow"/>
+        </w:rPr>
+        <w:t>traffic is heavily focused on one area, load balancing will help redirect</w:t>
+      </w:r>
+      <w:r>
+        <w:t xml:space="preserve"> some of the overload </w:t>
+      </w:r>
+      <w:r>
+        <w:rPr>
+          <w:highlight w:val="yellow"/>
+        </w:rPr>
+        <w:t>to less stressed areas</w:t>
+      </w:r>
+      <w:r>
+        <w:t>.</w:t>
+      </w:r>
+    </w:p>
+    <w:p>
+      <w:pPr>
+        <w:pStyle w:val="Heading5"/>
+      </w:pPr>
+      <w:r>
+        <w:t>Cost</w:t>
+      </w:r>
+    </w:p>
+    <w:p>
+      <w:r>
+        <w:rPr>
+          <w:highlight w:val="red"/>
+        </w:rPr>
+        <w:t>Cost predictability</w:t>
+      </w:r>
+      <w:r>
+        <w:t xml:space="preserve"> is focused on predicting or </w:t>
+      </w:r>
+      <w:r>
+        <w:rPr>
+          <w:highlight w:val="green"/>
+        </w:rPr>
+        <w:t>forecasting the cost of the cloud spend</w:t>
+      </w:r>
+      <w:r>
+        <w:t xml:space="preserve">. With the cloud, you can </w:t>
+      </w:r>
+      <w:r>
+        <w:rPr>
+          <w:highlight w:val="yellow"/>
+        </w:rPr>
+        <w:t>track your resource use in real time</w:t>
+      </w:r>
+      <w:r>
+        <w:t xml:space="preserve">, </w:t>
+      </w:r>
+      <w:r>
+        <w:rPr>
+          <w:color w:val="83CAEB" w:themeColor="accent1" w:themeTint="66"/>
+        </w:rPr>
+        <w:t xml:space="preserve">monitor </w:t>
+      </w:r>
+      <w:r>
+        <w:t xml:space="preserve">resources </w:t>
+      </w:r>
+      <w:r>
+        <w:rPr>
+          <w:color w:val="83CAEB" w:themeColor="accent1" w:themeTint="66"/>
+        </w:rPr>
+        <w:t xml:space="preserve">to ensure </w:t>
+      </w:r>
+      <w:r>
+        <w:t xml:space="preserve">that you’re </w:t>
+      </w:r>
+      <w:r>
+        <w:rPr>
+          <w:color w:val="83CAEB" w:themeColor="accent1" w:themeTint="66"/>
+        </w:rPr>
+        <w:t>using them in the most efficient way</w:t>
+      </w:r>
+      <w:r>
+        <w:t xml:space="preserve">, and </w:t>
+      </w:r>
+      <w:r>
+        <w:rPr>
+          <w:highlight w:val="yellow"/>
+        </w:rPr>
+        <w:t>apply data analytics to find patterns</w:t>
+      </w:r>
+      <w:r>
+        <w:t xml:space="preserve"> and trends that </w:t>
+      </w:r>
+      <w:r>
+        <w:rPr>
+          <w:highlight w:val="yellow"/>
+        </w:rPr>
+        <w:t>help better plan resource deployments</w:t>
+      </w:r>
+      <w:r>
+        <w:t xml:space="preserve">. </w:t>
+      </w:r>
+      <w:r>
+        <w:rPr>
+          <w:color w:val="83CAEB" w:themeColor="accent1" w:themeTint="66"/>
+        </w:rPr>
+        <w:t>By operating in the cloud and using cloud analytics and information</w:t>
       </w:r>
       <w:r>
         <w:t xml:space="preserve">, you </w:t>
       </w:r>
       <w:r>
         <w:rPr>
-          <w:highlight w:val="yellow"/>
-        </w:rPr>
-        <w:t>only pay for what you use</w:t>
-      </w:r>
-      <w:r>
-        <w:t xml:space="preserve">. If </w:t>
-      </w:r>
-      <w:r>
-        <w:rPr>
-          <w:color w:val="0070C0"/>
-        </w:rPr>
-        <w:t>demand drops off</w:t>
-      </w:r>
-      <w:r>
-        <w:t xml:space="preserve">, you can </w:t>
-      </w:r>
-      <w:r>
-        <w:rPr>
-          <w:color w:val="0070C0"/>
-        </w:rPr>
-        <w:t>reduce your resources and thereby reduce your costs</w:t>
+          <w:color w:val="83CAEB" w:themeColor="accent1" w:themeTint="66"/>
+        </w:rPr>
+        <w:t xml:space="preserve">can predict future costs and adjust your resources </w:t>
+      </w:r>
+      <w:r>
+        <w:t xml:space="preserve">as needed. You </w:t>
+      </w:r>
+      <w:r>
+        <w:rPr>
+          <w:highlight w:val="cyan"/>
+        </w:rPr>
+        <w:t>can even use tools like the Total Cost of Ownership (</w:t>
+      </w:r>
+      <w:r>
+        <w:rPr>
+          <w:highlight w:val="cyan"/>
+        </w:rPr>
+        <w:t>TCO)</w:t>
+      </w:r>
+      <w:r>
+        <w:t xml:space="preserve"> or </w:t>
+      </w:r>
+      <w:r>
+        <w:rPr>
+          <w:color w:val="83CAEB" w:themeColor="accent1" w:themeTint="66"/>
+        </w:rPr>
+        <w:t xml:space="preserve">Pricing Calculator </w:t>
+      </w:r>
+      <w:r>
+        <w:t xml:space="preserve">to get an </w:t>
+      </w:r>
+      <w:r>
+        <w:rPr>
+          <w:color w:val="83CAEB" w:themeColor="accent1" w:themeTint="66"/>
+        </w:rPr>
+        <w:t>estimate of potential cloud spend</w:t>
       </w:r>
       <w:r>
         <w:t>.</w:t>
       </w:r>
     </w:p>
     <w:p>
-      <w:r>
-        <w:t xml:space="preserve">Scaling generally </w:t>
-      </w:r>
-      <w:r>
-        <w:rPr>
-          <w:color w:val="0070C0"/>
-        </w:rPr>
-        <w:t>comes in two varieties</w:t>
-      </w:r>
-      <w:r>
-        <w:t xml:space="preserve">: vertical and horizontal. </w:t>
+      <w:pPr>
+        <w:pStyle w:val="Heading3"/>
+      </w:pPr>
+      <w:bookmarkStart w:id="37" w:name="_Toc180007215"/>
+      <w:r>
+        <w:t>Describe the benefits of security and governance in the cloud</w:t>
+      </w:r>
+      <w:bookmarkEnd w:id="37"/>
+    </w:p>
+    <w:p>
+      <w:pPr>
+        <w:rPr>
+          <w:color w:val="83CAEB" w:themeColor="accent1" w:themeTint="66"/>
+        </w:rPr>
+      </w:pPr>
+      <w:r>
+        <w:rPr>
+          <w:color w:val="83CAEB" w:themeColor="accent1" w:themeTint="66"/>
+        </w:rPr>
+        <w:t>Whether you’re deploying infrastructure as a service or software as a service</w:t>
+      </w:r>
+      <w:r>
+        <w:t xml:space="preserve">, </w:t>
+      </w:r>
+      <w:r>
+        <w:rPr>
+          <w:color w:val="83CAEB" w:themeColor="accent1" w:themeTint="66"/>
+        </w:rPr>
+        <w:t xml:space="preserve">cloud features support governance and compliance. </w:t>
+      </w:r>
+      <w:r>
+        <w:t xml:space="preserve">Things like </w:t>
+      </w:r>
+      <w:r>
+        <w:rPr>
+          <w:highlight w:val="yellow"/>
+        </w:rPr>
+        <w:t>set templates help ensure that all your deployed resources meet corporate standards and government regulatory requirements</w:t>
+      </w:r>
+      <w:r>
+        <w:t xml:space="preserve">. Plus, you </w:t>
+      </w:r>
+      <w:r>
+        <w:rPr>
+          <w:highlight w:val="yellow"/>
+        </w:rPr>
+        <w:t>can update all your deployed resources to new standards as standards change.</w:t>
+      </w:r>
+      <w:r>
+        <w:t xml:space="preserve"> </w:t>
       </w:r>
       <w:r>
         <w:rPr>
           <w:highlight w:val="red"/>
         </w:rPr>
-        <w:t>Vertical scaling</w:t>
-      </w:r>
-      <w:r>
-        <w:t xml:space="preserve"> is focused </w:t>
+        <w:t xml:space="preserve">Cloud-based auditing </w:t>
       </w:r>
       <w:r>
         <w:rPr>
           <w:highlight w:val="green"/>
         </w:rPr>
-        <w:t>on increasing or decreasing the capabilities of resources</w:t>
+        <w:t>helps flag any resource that’s out of compliance</w:t>
+      </w:r>
+      <w:r>
+        <w:t xml:space="preserve"> with your corporate standards </w:t>
+      </w:r>
+      <w:r>
+        <w:rPr>
+          <w:highlight w:val="green"/>
+        </w:rPr>
+        <w:t>and provides mitigation strategies</w:t>
       </w:r>
       <w:r>
         <w:t xml:space="preserve">. </w:t>
       </w:r>
       <w:r>
-        <w:rPr>
-          <w:highlight w:val="red"/>
-        </w:rPr>
-        <w:t>Horizontal scaling</w:t>
-      </w:r>
-      <w:r>
-        <w:t xml:space="preserve"> is </w:t>
-      </w:r>
-      <w:r>
-        <w:rPr>
-          <w:highlight w:val="green"/>
-        </w:rPr>
-        <w:t>adding or subtracting the number of resources.</w:t>
-      </w:r>
-    </w:p>
-    <w:p>
-      <w:pPr>
-        <w:pStyle w:val="Heading5"/>
-      </w:pPr>
-      <w:r>
-        <w:t>Vertical scaling</w:t>
-      </w:r>
-    </w:p>
-    <w:p>
-      <w:r>
-        <w:t xml:space="preserve">With vertical scaling, if </w:t>
-      </w:r>
-      <w:r>
-        <w:rPr>
-          <w:color w:val="0070C0"/>
-        </w:rPr>
-        <w:t>you were developing an app and you needed more processing power</w:t>
-      </w:r>
-      <w:r>
-        <w:t xml:space="preserve">, you could </w:t>
-      </w:r>
-      <w:r>
-        <w:rPr>
-          <w:highlight w:val="yellow"/>
-        </w:rPr>
-        <w:t>vertically scale up to add more CPUs or RAM to the virtual machine</w:t>
-      </w:r>
-      <w:r>
-        <w:t xml:space="preserve">. Conversely, if </w:t>
-      </w:r>
-      <w:r>
-        <w:rPr>
-          <w:color w:val="0070C0"/>
-        </w:rPr>
-        <w:t xml:space="preserve">you realized you had over-specified </w:t>
-      </w:r>
-      <w:r>
-        <w:t xml:space="preserve">the needs, you could </w:t>
-      </w:r>
-      <w:r>
-        <w:rPr>
-          <w:highlight w:val="yellow"/>
-        </w:rPr>
-        <w:t>vertically scale down by lowering the CPU or RAM</w:t>
-      </w:r>
-      <w:r>
-        <w:t xml:space="preserve"> specifications.</w:t>
-      </w:r>
-    </w:p>
-    <w:p>
-      <w:pPr>
-        <w:pStyle w:val="Heading5"/>
-      </w:pPr>
-      <w:r>
-        <w:t>Horizontal scaling</w:t>
-      </w:r>
-    </w:p>
-    <w:p>
-      <w:r>
-        <w:t xml:space="preserve">With horizontal scaling, if you suddenly experienced a </w:t>
-      </w:r>
-      <w:r>
-        <w:rPr>
-          <w:highlight w:val="yellow"/>
-        </w:rPr>
-        <w:t>steep jump in demand, your deployed resources could be scaled out</w:t>
-      </w:r>
-      <w:r>
-        <w:t xml:space="preserve"> (either automatically or manually). For example, you could add </w:t>
-      </w:r>
-      <w:r>
-        <w:rPr>
-          <w:highlight w:val="yellow"/>
-        </w:rPr>
-        <w:t>additional virtual machines or containers, scaling out</w:t>
-      </w:r>
-      <w:r>
-        <w:t xml:space="preserve">. In the same manner, if there was a </w:t>
-      </w:r>
-      <w:r>
-        <w:rPr>
-          <w:highlight w:val="yellow"/>
-        </w:rPr>
-        <w:t>significant drop in demand, deployed resources could be scaled in (</w:t>
-      </w:r>
-      <w:r>
-        <w:t xml:space="preserve">either automatically or manually), </w:t>
-      </w:r>
-      <w:r>
-        <w:rPr>
-          <w:highlight w:val="yellow"/>
-        </w:rPr>
-        <w:t>scaling in</w:t>
-      </w:r>
-      <w:r>
-        <w:t>.</w:t>
-      </w:r>
-    </w:p>
-    <w:p>
-      <w:pPr>
-        <w:pStyle w:val="Heading3"/>
-      </w:pPr>
-      <w:bookmarkStart w:id="36" w:name="_Toc180007214"/>
-      <w:r>
-        <w:t>Describe the benefits of reliability and predictability in the cloud</w:t>
-      </w:r>
-      <w:bookmarkEnd w:id="36"/>
-    </w:p>
-    <w:p>
-      <w:r>
-        <w:t>Reliability and predictability are two crucial cloud benefits that help you develop solutions with confidence.</w:t>
-      </w:r>
-    </w:p>
-    <w:p>
-      <w:pPr>
-        <w:pStyle w:val="Heading4"/>
-      </w:pPr>
-      <w:r>
-        <w:t>Reliability</w:t>
-      </w:r>
-    </w:p>
-    <w:p>
-      <w:r>
-        <w:rPr>
-          <w:highlight w:val="red"/>
-        </w:rPr>
-        <w:t>Reliability</w:t>
-      </w:r>
-      <w:r>
-        <w:t xml:space="preserve"> is the </w:t>
-      </w:r>
-      <w:r>
-        <w:rPr>
-          <w:highlight w:val="green"/>
-        </w:rPr>
-        <w:t>ability of a system to recover from failures and continue to function</w:t>
-      </w:r>
-      <w:r>
-        <w:t xml:space="preserve">. It's also </w:t>
+        <w:t xml:space="preserve">Depending on your operating model, </w:t>
+      </w:r>
+      <w:r>
+        <w:rPr>
+          <w:highlight w:val="yellow"/>
+        </w:rPr>
+        <w:t>software patches and updates may also automatically be applied</w:t>
+      </w:r>
+      <w:r>
+        <w:t xml:space="preserve">, which </w:t>
       </w:r>
       <w:r>
         <w:rPr>
           <w:color w:val="83CAEB" w:themeColor="accent1" w:themeTint="66"/>
         </w:rPr>
-        <w:t>one of the pillars of the Microsoft Azure Well-Architected Framework</w:t>
-      </w:r>
-      <w:r>
-        <w:t>.</w:t>
-      </w:r>
-    </w:p>
-    <w:p>
-      <w:r>
-        <w:t xml:space="preserve">The cloud, </w:t>
-      </w:r>
-      <w:r>
-        <w:rPr>
-          <w:highlight w:val="yellow"/>
-        </w:rPr>
-        <w:t>by virtue of its decentralized design</w:t>
-      </w:r>
-      <w:r>
-        <w:t xml:space="preserve">, </w:t>
-      </w:r>
-      <w:r>
-        <w:rPr>
-          <w:highlight w:val="yellow"/>
-        </w:rPr>
-        <w:t>naturally supports a reliable and resilient</w:t>
-      </w:r>
-      <w:r>
-        <w:t xml:space="preserve"> infrastructure. </w:t>
-      </w:r>
-      <w:r>
-        <w:rPr>
-          <w:color w:val="83CAEB" w:themeColor="accent1" w:themeTint="66"/>
-        </w:rPr>
-        <w:t>With a decentralized design</w:t>
-      </w:r>
-      <w:r>
-        <w:t xml:space="preserve">, the cloud </w:t>
-      </w:r>
-      <w:r>
-        <w:rPr>
-          <w:highlight w:val="yellow"/>
-        </w:rPr>
-        <w:t>enables you to have resources deployed in regions around the world</w:t>
-      </w:r>
-      <w:r>
-        <w:t xml:space="preserve">. With this global scale, </w:t>
-      </w:r>
-      <w:r>
-        <w:rPr>
-          <w:highlight w:val="yellow"/>
-        </w:rPr>
-        <w:t>even if one region has a catastrophic event other regions are still up and running.</w:t>
-      </w:r>
-      <w:r>
-        <w:t xml:space="preserve"> You can </w:t>
-      </w:r>
-      <w:r>
-        <w:rPr>
-          <w:color w:val="83CAEB" w:themeColor="accent1" w:themeTint="66"/>
-        </w:rPr>
-        <w:t xml:space="preserve">design your applications </w:t>
-      </w:r>
-      <w:r>
-        <w:t xml:space="preserve">to </w:t>
-      </w:r>
-      <w:r>
-        <w:rPr>
-          <w:color w:val="83CAEB" w:themeColor="accent1" w:themeTint="66"/>
-        </w:rPr>
-        <w:t xml:space="preserve">automatically take advantage </w:t>
-      </w:r>
-      <w:r>
-        <w:t xml:space="preserve">of this </w:t>
-      </w:r>
-      <w:r>
-        <w:rPr>
-          <w:color w:val="83CAEB" w:themeColor="accent1" w:themeTint="66"/>
-        </w:rPr>
-        <w:t>increased reliability</w:t>
-      </w:r>
-      <w:r>
-        <w:t>. In some cases</w:t>
-      </w:r>
-      <w:r>
-        <w:rPr>
-          <w:color w:val="000000" w:themeColor="text1"/>
-        </w:rPr>
-        <w:t xml:space="preserve">, </w:t>
-      </w:r>
-      <w:r>
-        <w:rPr>
-          <w:color w:val="000000" w:themeColor="text1"/>
-          <w:highlight w:val="yellow"/>
-        </w:rPr>
-        <w:t>your cloud environment itself will automatically shift to a different region for you</w:t>
-      </w:r>
-      <w:r>
-        <w:t xml:space="preserve">, with no action </w:t>
-      </w:r>
-      <w:r>
-        <w:lastRenderedPageBreak/>
-        <w:t>needed on your part. You’ll learn more about how Azure leverages global scale to provide reliability later in this series.</w:t>
-      </w:r>
-    </w:p>
-    <w:p>
-      <w:pPr>
-        <w:pStyle w:val="Heading4"/>
-      </w:pPr>
-      <w:r>
-        <w:t>Predictability</w:t>
-      </w:r>
-    </w:p>
-    <w:p>
-      <w:r>
-        <w:t xml:space="preserve">Predictability in the cloud lets you </w:t>
-      </w:r>
-      <w:r>
-        <w:rPr>
-          <w:color w:val="83CAEB" w:themeColor="accent1" w:themeTint="66"/>
-        </w:rPr>
-        <w:t>move forward with confiden</w:t>
-      </w:r>
-      <w:r>
-        <w:rPr>
-          <w:color w:val="83CAEB" w:themeColor="accent1" w:themeTint="66"/>
-        </w:rPr>
-        <w:t>ce</w:t>
-      </w:r>
-      <w:r>
-        <w:t xml:space="preserve">. Predictability can be </w:t>
-      </w:r>
-      <w:r>
-        <w:rPr>
-          <w:highlight w:val="green"/>
-        </w:rPr>
-        <w:t>focused on performance predictability or cost predictability</w:t>
-      </w:r>
-      <w:r>
-        <w:t xml:space="preserve">. Both performance and cost predictability are </w:t>
-      </w:r>
-      <w:r>
-        <w:rPr>
-          <w:highlight w:val="cyan"/>
-        </w:rPr>
-        <w:t>heavily influenced by the Microsoft Azure Well-Architected Framework</w:t>
-      </w:r>
-      <w:r>
-        <w:t xml:space="preserve">. </w:t>
-      </w:r>
-      <w:r>
-        <w:rPr>
-          <w:highlight w:val="yellow"/>
-        </w:rPr>
-        <w:t>Deploy a solution built around this framework</w:t>
-      </w:r>
-      <w:r>
-        <w:t xml:space="preserve"> and </w:t>
-      </w:r>
-      <w:r>
-        <w:rPr>
-          <w:highlight w:val="yellow"/>
-        </w:rPr>
-        <w:t>you have a solution whose cost and performance are predictable.</w:t>
-      </w:r>
-    </w:p>
-    <w:p>
-      <w:pPr>
-        <w:pStyle w:val="Heading5"/>
-      </w:pPr>
-      <w:r>
-        <w:t>Performance</w:t>
-      </w:r>
-    </w:p>
-    <w:p>
-      <w:r>
-        <w:rPr>
-          <w:highlight w:val="red"/>
-        </w:rPr>
-        <w:t>Performance predictability</w:t>
-      </w:r>
-      <w:r>
-        <w:t xml:space="preserve"> focuses on </w:t>
-      </w:r>
-      <w:r>
-        <w:rPr>
-          <w:highlight w:val="green"/>
-        </w:rPr>
-        <w:t>predicting the resources needed to deliver a positive experience</w:t>
-      </w:r>
-      <w:r>
-        <w:t xml:space="preserve"> for your customers</w:t>
-      </w:r>
-      <w:r>
-        <w:t xml:space="preserve">. </w:t>
-      </w:r>
-      <w:r>
-        <w:rPr>
-          <w:highlight w:val="cyan"/>
-        </w:rPr>
-        <w:t>Autoscaling, load balancing, and high availability</w:t>
-      </w:r>
-      <w:r>
-        <w:t xml:space="preserve"> are just some of the cloud </w:t>
-      </w:r>
-      <w:r>
-        <w:rPr>
-          <w:highlight w:val="yellow"/>
-        </w:rPr>
-        <w:t>concepts that support performance predictability</w:t>
-      </w:r>
-      <w:r>
-        <w:t xml:space="preserve">. If you suddenly need </w:t>
-      </w:r>
-      <w:r>
-        <w:rPr>
-          <w:color w:val="83CAEB" w:themeColor="accent1" w:themeTint="66"/>
-        </w:rPr>
-        <w:t xml:space="preserve">more resources, autoscaling can deploy additional resources </w:t>
-      </w:r>
-      <w:r>
-        <w:t xml:space="preserve">to meet the demand, and then </w:t>
-      </w:r>
-      <w:r>
-        <w:rPr>
-          <w:color w:val="83CAEB" w:themeColor="accent1" w:themeTint="66"/>
-        </w:rPr>
-        <w:t>scale back when the demand drops</w:t>
-      </w:r>
-      <w:r>
-        <w:t xml:space="preserve">. Or if the </w:t>
-      </w:r>
-      <w:r>
-        <w:rPr>
-          <w:highlight w:val="yellow"/>
-        </w:rPr>
-        <w:t>traffic is heavily focused on one area, load balancing will help redirect</w:t>
-      </w:r>
-      <w:r>
-        <w:t xml:space="preserve"> some of the overload </w:t>
-      </w:r>
-      <w:r>
-        <w:rPr>
-          <w:highlight w:val="yellow"/>
-        </w:rPr>
-        <w:t>to less stressed areas</w:t>
-      </w:r>
-      <w:r>
-        <w:t>.</w:t>
-      </w:r>
-    </w:p>
-    <w:p>
-      <w:pPr>
-        <w:pStyle w:val="Heading5"/>
-      </w:pPr>
-      <w:r>
-        <w:t>Cost</w:t>
-      </w:r>
-    </w:p>
-    <w:p>
-      <w:r>
-        <w:rPr>
-          <w:highlight w:val="red"/>
-        </w:rPr>
-        <w:t>Cost predictability</w:t>
-      </w:r>
-      <w:r>
-        <w:t xml:space="preserve"> is focused on predicting or </w:t>
-      </w:r>
-      <w:r>
-        <w:rPr>
-          <w:highlight w:val="green"/>
-        </w:rPr>
-        <w:t>forecasting the cost of the cloud spend</w:t>
-      </w:r>
-      <w:r>
-        <w:t xml:space="preserve">. With the cloud, you can </w:t>
-      </w:r>
-      <w:r>
-        <w:rPr>
-          <w:highlight w:val="yellow"/>
-        </w:rPr>
-        <w:t>track your resource use in real time</w:t>
-      </w:r>
-      <w:r>
-        <w:t xml:space="preserve">, </w:t>
-      </w:r>
-      <w:r>
-        <w:rPr>
-          <w:color w:val="83CAEB" w:themeColor="accent1" w:themeTint="66"/>
-        </w:rPr>
-        <w:t xml:space="preserve">monitor </w:t>
-      </w:r>
-      <w:r>
-        <w:t xml:space="preserve">resources </w:t>
-      </w:r>
-      <w:r>
-        <w:rPr>
-          <w:color w:val="83CAEB" w:themeColor="accent1" w:themeTint="66"/>
-        </w:rPr>
-        <w:t xml:space="preserve">to ensure </w:t>
-      </w:r>
-      <w:r>
-        <w:t xml:space="preserve">that you’re </w:t>
-      </w:r>
-      <w:r>
-        <w:rPr>
-          <w:color w:val="83CAEB" w:themeColor="accent1" w:themeTint="66"/>
-        </w:rPr>
-        <w:t>using them in the most efficient way</w:t>
-      </w:r>
-      <w:r>
-        <w:t xml:space="preserve">, and </w:t>
-      </w:r>
-      <w:r>
-        <w:rPr>
-          <w:highlight w:val="yellow"/>
-        </w:rPr>
-        <w:t>apply data analytics to find patterns</w:t>
-      </w:r>
-      <w:r>
-        <w:t xml:space="preserve"> and trends that </w:t>
-      </w:r>
-      <w:r>
-        <w:rPr>
-          <w:highlight w:val="yellow"/>
-        </w:rPr>
-        <w:t>help better plan resource deployments</w:t>
-      </w:r>
-      <w:r>
-        <w:t xml:space="preserve">. </w:t>
-      </w:r>
-      <w:r>
-        <w:rPr>
-          <w:color w:val="83CAEB" w:themeColor="accent1" w:themeTint="66"/>
-        </w:rPr>
-        <w:t>By operating in the cloud and using cloud analytics and information</w:t>
-      </w:r>
-      <w:r>
-        <w:t xml:space="preserve">, you </w:t>
-      </w:r>
-      <w:r>
-        <w:rPr>
-          <w:color w:val="83CAEB" w:themeColor="accent1" w:themeTint="66"/>
-        </w:rPr>
-        <w:t xml:space="preserve">can predict future costs and adjust your resources </w:t>
-      </w:r>
-      <w:r>
-        <w:t xml:space="preserve">as needed. You </w:t>
-      </w:r>
-      <w:r>
-        <w:rPr>
-          <w:highlight w:val="cyan"/>
-        </w:rPr>
-        <w:t>can even use tools like the Total Cost of Ownership (</w:t>
-      </w:r>
-      <w:r>
-        <w:rPr>
-          <w:highlight w:val="cyan"/>
-        </w:rPr>
-        <w:t>TCO)</w:t>
-      </w:r>
-      <w:r>
-        <w:t xml:space="preserve"> or </w:t>
-      </w:r>
-      <w:r>
-        <w:rPr>
-          <w:color w:val="83CAEB" w:themeColor="accent1" w:themeTint="66"/>
-        </w:rPr>
-        <w:t xml:space="preserve">Pricing Calculator </w:t>
-      </w:r>
-      <w:r>
-        <w:t xml:space="preserve">to get an </w:t>
-      </w:r>
-      <w:r>
-        <w:rPr>
-          <w:color w:val="83CAEB" w:themeColor="accent1" w:themeTint="66"/>
-        </w:rPr>
-        <w:t>estimate of potential cloud spend</w:t>
-      </w:r>
-      <w:r>
-        <w:t>.</w:t>
-      </w:r>
-    </w:p>
-    <w:p>
-      <w:pPr>
-        <w:pStyle w:val="Heading3"/>
-      </w:pPr>
-      <w:bookmarkStart w:id="37" w:name="_Toc180007215"/>
-      <w:r>
-        <w:t>Describe the benefits of security and governance in the cloud</w:t>
-      </w:r>
-      <w:bookmarkEnd w:id="37"/>
-    </w:p>
-    <w:p>
-      <w:pPr>
-        <w:rPr>
-          <w:color w:val="83CAEB" w:themeColor="accent1" w:themeTint="66"/>
-        </w:rPr>
-      </w:pPr>
-      <w:r>
-        <w:rPr>
-          <w:color w:val="83CAEB" w:themeColor="accent1" w:themeTint="66"/>
-        </w:rPr>
-        <w:t>Whether you’re deploying infrastructure as a service or software as a service</w:t>
-      </w:r>
-      <w:r>
-        <w:t xml:space="preserve">, </w:t>
-      </w:r>
-      <w:r>
-        <w:rPr>
-          <w:color w:val="83CAEB" w:themeColor="accent1" w:themeTint="66"/>
-        </w:rPr>
-        <w:t xml:space="preserve">cloud features support governance and compliance. </w:t>
-      </w:r>
-      <w:r>
-        <w:t xml:space="preserve">Things like </w:t>
-      </w:r>
-      <w:r>
-        <w:rPr>
-          <w:highlight w:val="yellow"/>
-        </w:rPr>
-        <w:t>set templates help ensure that all your deployed resources meet corporate standards and government regulatory requirements</w:t>
-      </w:r>
-      <w:r>
-        <w:t xml:space="preserve">. Plus, you </w:t>
-      </w:r>
-      <w:r>
-        <w:rPr>
-          <w:highlight w:val="yellow"/>
-        </w:rPr>
-        <w:t>can update all your deployed resources to new standards as standards change.</w:t>
-      </w:r>
-      <w:r>
-        <w:t xml:space="preserve"> </w:t>
-      </w:r>
-      <w:r>
-        <w:rPr>
-          <w:highlight w:val="red"/>
-        </w:rPr>
-        <w:t xml:space="preserve">Cloud-based auditing </w:t>
-      </w:r>
-      <w:r>
-        <w:rPr>
-          <w:highlight w:val="green"/>
-        </w:rPr>
-        <w:t>helps flag any resource that’s out of compliance</w:t>
-      </w:r>
-      <w:r>
-        <w:t xml:space="preserve"> with your corporate standards </w:t>
-      </w:r>
-      <w:r>
-        <w:rPr>
-          <w:highlight w:val="green"/>
-        </w:rPr>
-        <w:t>and provides mitigation strategies</w:t>
-      </w:r>
-      <w:r>
-        <w:t xml:space="preserve">. </w:t>
-      </w:r>
-      <w:r>
-        <w:t xml:space="preserve">Depending on your operating model, </w:t>
-      </w:r>
-      <w:r>
-        <w:rPr>
-          <w:highlight w:val="yellow"/>
-        </w:rPr>
-        <w:t>software patches and updates may also automatically be applied</w:t>
-      </w:r>
-      <w:r>
-        <w:t xml:space="preserve">, which </w:t>
-      </w:r>
-      <w:r>
-        <w:rPr>
-          <w:color w:val="83CAEB" w:themeColor="accent1" w:themeTint="66"/>
-        </w:rPr>
         <w:t>helps with both governance and security.</w:t>
       </w:r>
     </w:p>
     <w:p>
       <w:r>
-        <w:lastRenderedPageBreak/>
         <w:t xml:space="preserve">On the security side, </w:t>
       </w:r>
       <w:r>
@@ -7151,7 +7113,6 @@
         <w:rPr>
           <w:rFonts w:eastAsiaTheme="minorHAnsi"/>
         </w:rPr>
-        <w:lastRenderedPageBreak/>
         <w:t>Describe cloud service types</w:t>
       </w:r>
       <w:bookmarkEnd w:id="41"/>
@@ -7345,11 +7306,7 @@
         <w:t xml:space="preserve">provides you the maximum amount of control </w:t>
       </w:r>
       <w:r>
-        <w:t xml:space="preserve">for your cloud resources. In an IaaS model, </w:t>
-      </w:r>
-      <w:r>
-        <w:lastRenderedPageBreak/>
-        <w:t xml:space="preserve">the </w:t>
+        <w:t xml:space="preserve">for your cloud resources. In an IaaS model, the </w:t>
       </w:r>
       <w:r>
         <w:rPr>
@@ -7449,15 +7406,7 @@
         <w:t>Lift-and-shift migration</w:t>
       </w:r>
       <w:r>
-        <w:t xml:space="preserve">: You’re setting up cloud resources </w:t>
-      </w:r>
-      <w:proofErr w:type="gramStart"/>
-      <w:r>
-        <w:t>similar to</w:t>
-      </w:r>
-      <w:proofErr w:type="gramEnd"/>
-      <w:r>
-        <w:t xml:space="preserve"> your on-prem datacenter, and then simply </w:t>
+        <w:t xml:space="preserve">: You’re setting up cloud resources similar to your on-prem datacenter, and then simply </w:t>
       </w:r>
       <w:r>
         <w:rPr>
@@ -7591,11 +7540,7 @@
         <w:t>physical infrastructure and its access to the internet,</w:t>
       </w:r>
       <w:r>
-        <w:t xml:space="preserve"> just like in IaaS. In the </w:t>
-      </w:r>
-      <w:r>
-        <w:lastRenderedPageBreak/>
-        <w:t>PaaS model, the cloud provider will als</w:t>
+        <w:t xml:space="preserve"> just like in IaaS. In the PaaS model, the cloud provider will als</w:t>
       </w:r>
       <w:r>
         <w:rPr>
@@ -7691,19 +7636,11 @@
       <w:r>
         <w:t xml:space="preserve">. </w:t>
       </w:r>
-      <w:proofErr w:type="gramStart"/>
       <w:r>
         <w:rPr>
           <w:color w:val="83CAEB" w:themeColor="accent1" w:themeTint="66"/>
         </w:rPr>
-        <w:t>Similar to</w:t>
-      </w:r>
-      <w:proofErr w:type="gramEnd"/>
-      <w:r>
-        <w:rPr>
-          <w:color w:val="83CAEB" w:themeColor="accent1" w:themeTint="66"/>
-        </w:rPr>
-        <w:t xml:space="preserve"> the way you create an Excel macro, </w:t>
+        <w:t xml:space="preserve">Similar to the way you create an Excel macro, </w:t>
       </w:r>
       <w:r>
         <w:t xml:space="preserve">PaaS </w:t>
@@ -7917,7 +7854,6 @@
         <w:pStyle w:val="Heading4"/>
       </w:pPr>
       <w:r>
-        <w:lastRenderedPageBreak/>
         <w:t>Scenarios</w:t>
       </w:r>
     </w:p>
@@ -8122,7 +8058,6 @@
         <w:rPr>
           <w:bCs/>
         </w:rPr>
-        <w:lastRenderedPageBreak/>
         <w:t>Describe Azure architecture and services</w:t>
       </w:r>
     </w:p>
@@ -8421,7 +8356,6 @@
           <w:bCs/>
           <w:highlight w:val="yellow"/>
         </w:rPr>
-        <w:lastRenderedPageBreak/>
         <w:t>Seamlessly unify</w:t>
       </w:r>
       <w:r>
@@ -8712,7 +8646,6 @@
         <w:rPr>
           <w:noProof/>
         </w:rPr>
-        <w:lastRenderedPageBreak/>
         <w:drawing>
           <wp:inline distT="0" distB="0" distL="0" distR="0" wp14:anchorId="14C76C6F" wp14:editId="6FCCADF6">
             <wp:extent cx="5753100" cy="4564380"/>
@@ -8904,7 +8837,6 @@
         </w:numPr>
       </w:pPr>
       <w:r>
-        <w:lastRenderedPageBreak/>
         <w:t xml:space="preserve">A </w:t>
       </w:r>
       <w:r>
@@ -9089,15 +9021,7 @@
         <w:pStyle w:val="Heading4"/>
       </w:pPr>
       <w:r>
-        <w:t xml:space="preserve">What </w:t>
-      </w:r>
-      <w:proofErr w:type="gramStart"/>
-      <w:r>
-        <w:t>is</w:t>
-      </w:r>
-      <w:proofErr w:type="gramEnd"/>
-      <w:r>
-        <w:t xml:space="preserve"> the Microsoft Learn sandbox?</w:t>
+        <w:t>What is the Microsoft Learn sandbox?</w:t>
       </w:r>
     </w:p>
     <w:p>
@@ -9251,7 +9175,6 @@
     </w:p>
     <w:p>
       <w:r>
-        <w:lastRenderedPageBreak/>
         <w:t xml:space="preserve">If you receive a </w:t>
       </w:r>
       <w:r>
@@ -9490,7 +9413,6 @@
         <w:pStyle w:val="Tips"/>
       </w:pPr>
       <w:r>
-        <w:lastRenderedPageBreak/>
         <w:t>PowerShell</w:t>
       </w:r>
     </w:p>
@@ -9858,7 +9780,6 @@
         <w:rPr>
           <w:highlight w:val="cyan"/>
         </w:rPr>
-        <w:lastRenderedPageBreak/>
         <w:t xml:space="preserve">Enter </w:t>
       </w:r>
       <w:proofErr w:type="spellStart"/>
@@ -10089,15 +10010,7 @@
     </w:p>
     <w:p>
       <w:r>
-        <w:t xml:space="preserve">The commands should have worked the same as </w:t>
-      </w:r>
-      <w:proofErr w:type="gramStart"/>
-      <w:r>
-        <w:t>before, and</w:t>
-      </w:r>
-      <w:proofErr w:type="gramEnd"/>
-      <w:r>
-        <w:t xml:space="preserve"> given you the same results. Use the </w:t>
+        <w:t xml:space="preserve">The commands should have worked the same as before, and given you the same results. Use the </w:t>
       </w:r>
       <w:r>
         <w:rPr>
@@ -10114,7 +10027,6 @@
         <w:pStyle w:val="Tips"/>
       </w:pPr>
       <w:r>
-        <w:lastRenderedPageBreak/>
         <w:t>Azure CLI</w:t>
       </w:r>
     </w:p>
@@ -10237,21 +10149,7 @@
         <w:rPr>
           <w:color w:val="83CAEB" w:themeColor="accent1" w:themeTint="66"/>
         </w:rPr>
-        <w:t xml:space="preserve">and </w:t>
-      </w:r>
-      <w:proofErr w:type="gramStart"/>
-      <w:r>
-        <w:rPr>
-          <w:color w:val="83CAEB" w:themeColor="accent1" w:themeTint="66"/>
-        </w:rPr>
-        <w:t>actually create</w:t>
-      </w:r>
-      <w:proofErr w:type="gramEnd"/>
-      <w:r>
-        <w:rPr>
-          <w:color w:val="83CAEB" w:themeColor="accent1" w:themeTint="66"/>
-        </w:rPr>
-        <w:t xml:space="preserve"> an Azure resource!</w:t>
+        <w:t>and actually create an Azure resource!</w:t>
       </w:r>
     </w:p>
     <w:p>
@@ -10438,7 +10336,6 @@
           <w:color w:val="000000" w:themeColor="text1"/>
           <w:highlight w:val="yellow"/>
         </w:rPr>
-        <w:lastRenderedPageBreak/>
         <w:t>Azure intelligently assigns and controls the resources</w:t>
       </w:r>
       <w:r>
@@ -10656,7 +10553,6 @@
         <w:pStyle w:val="Tips"/>
       </w:pPr>
       <w:r>
-        <w:lastRenderedPageBreak/>
         <w:t>Important</w:t>
       </w:r>
     </w:p>
@@ -10995,7 +10891,6 @@
         <w:pStyle w:val="Tips"/>
       </w:pPr>
       <w:r>
-        <w:lastRenderedPageBreak/>
         <w:t>Important</w:t>
       </w:r>
     </w:p>
@@ -11214,14 +11109,7 @@
         <w:rPr>
           <w:highlight w:val="cyan"/>
         </w:rPr>
-        <w:t xml:space="preserve">some </w:t>
-      </w:r>
-      <w:r>
-        <w:rPr>
-          <w:highlight w:val="cyan"/>
-        </w:rPr>
-        <w:lastRenderedPageBreak/>
-        <w:t>regions</w:t>
+        <w:t>some regions</w:t>
       </w:r>
       <w:r>
         <w:t xml:space="preserve">, such as West India and Brazil South, are </w:t>
@@ -11453,7 +11341,6 @@
         <w:rPr>
           <w:noProof/>
         </w:rPr>
-        <w:lastRenderedPageBreak/>
         <w:drawing>
           <wp:inline distT="0" distB="0" distL="0" distR="0" wp14:anchorId="4CEE1334" wp14:editId="1E27BFC8">
             <wp:extent cx="4838700" cy="2171700"/>
@@ -11669,13 +11556,8 @@
         </w:rPr>
         <w:t xml:space="preserve">if you’re setting up a temporary dev environment, grouping all the resources together means you can deprovision </w:t>
       </w:r>
-      <w:proofErr w:type="gramStart"/>
-      <w:r>
-        <w:t>all of</w:t>
-      </w:r>
-      <w:proofErr w:type="gramEnd"/>
-      <w:r>
-        <w:t xml:space="preserve"> the associated resources </w:t>
+      <w:r>
+        <w:t xml:space="preserve">all of the associated resources </w:t>
       </w:r>
       <w:r>
         <w:rPr>
@@ -11699,37 +11581,26 @@
         <w:rPr>
           <w:color w:val="45B0E1" w:themeColor="accent1" w:themeTint="99"/>
         </w:rPr>
-        <w:t xml:space="preserve">group resources based on the access </w:t>
-      </w:r>
-      <w:proofErr w:type="gramStart"/>
+        <w:t>group resources based on the access schema</w:t>
+      </w:r>
+      <w:r>
+        <w:t>, and then assign access at the resource group level.</w:t>
+      </w:r>
+    </w:p>
+    <w:p>
       <w:r>
         <w:rPr>
           <w:color w:val="45B0E1" w:themeColor="accent1" w:themeTint="99"/>
         </w:rPr>
-        <w:t>schema</w:t>
-      </w:r>
-      <w:r>
-        <w:t>, and</w:t>
-      </w:r>
-      <w:proofErr w:type="gramEnd"/>
-      <w:r>
-        <w:t xml:space="preserve"> then assign access at the resource group level.</w:t>
-      </w:r>
-    </w:p>
-    <w:p>
+        <w:t xml:space="preserve">There aren’t hard rules </w:t>
+      </w:r>
+      <w:r>
+        <w:t xml:space="preserve">about how you use resource groups, so consider how to </w:t>
+      </w:r>
       <w:r>
         <w:rPr>
           <w:color w:val="45B0E1" w:themeColor="accent1" w:themeTint="99"/>
         </w:rPr>
-        <w:t xml:space="preserve">There aren’t hard rules </w:t>
-      </w:r>
-      <w:r>
-        <w:t xml:space="preserve">about how you use resource groups, so consider how to </w:t>
-      </w:r>
-      <w:r>
-        <w:rPr>
-          <w:color w:val="45B0E1" w:themeColor="accent1" w:themeTint="99"/>
-        </w:rPr>
         <w:t xml:space="preserve">set up your resource groups to maximize their usefulness </w:t>
       </w:r>
       <w:r>
@@ -11757,19 +11628,11 @@
       <w:r>
         <w:t xml:space="preserve"> are a unit of management, billing, and scale. </w:t>
       </w:r>
-      <w:proofErr w:type="gramStart"/>
-      <w:r>
-        <w:rPr>
-          <w:highlight w:val="yellow"/>
-        </w:rPr>
-        <w:t>Similar to</w:t>
-      </w:r>
-      <w:proofErr w:type="gramEnd"/>
-      <w:r>
-        <w:rPr>
-          <w:highlight w:val="yellow"/>
-        </w:rPr>
-        <w:t xml:space="preserve"> how resource groups are a way to logically organize resources</w:t>
+      <w:r>
+        <w:rPr>
+          <w:highlight w:val="yellow"/>
+        </w:rPr>
+        <w:t>Similar to how resource groups are a way to logically organize resources</w:t>
       </w:r>
       <w:r>
         <w:t xml:space="preserve">, </w:t>
@@ -11786,7 +11649,6 @@
         <w:rPr>
           <w:noProof/>
         </w:rPr>
-        <w:lastRenderedPageBreak/>
         <w:drawing>
           <wp:inline distT="0" distB="0" distL="0" distR="0" wp14:anchorId="64637F37" wp14:editId="1D183D84">
             <wp:extent cx="5943600" cy="2441575"/>
@@ -12017,13 +11879,8 @@
       </w:r>
     </w:p>
     <w:p>
-      <w:proofErr w:type="gramStart"/>
-      <w:r>
-        <w:t>Similar to</w:t>
-      </w:r>
-      <w:proofErr w:type="gramEnd"/>
-      <w:r>
-        <w:t xml:space="preserve"> using resource groups to separate resources by function or access, you might want to create additional subscriptions for resource or billing management purposes. For example, you might choose to create additional subscriptions to separate:</w:t>
+      <w:r>
+        <w:t>Similar to using resource groups to separate resources by function or access, you might want to create additional subscriptions for resource or billing management purposes. For example, you might choose to create additional subscriptions to separate:</w:t>
       </w:r>
     </w:p>
     <w:p>
@@ -12039,7 +11896,6 @@
           <w:bCs/>
           <w:highlight w:val="red"/>
         </w:rPr>
-        <w:lastRenderedPageBreak/>
         <w:t>Environments</w:t>
       </w:r>
       <w:r>
@@ -12297,7 +12153,6 @@
         <w:rPr>
           <w:noProof/>
         </w:rPr>
-        <w:lastRenderedPageBreak/>
         <w:drawing>
           <wp:inline distT="0" distB="0" distL="0" distR="0" wp14:anchorId="58144C34" wp14:editId="7B54ACE9">
             <wp:extent cx="5791200" cy="3581400"/>
@@ -12542,7 +12397,6 @@
         </w:numPr>
       </w:pPr>
       <w:r>
-        <w:lastRenderedPageBreak/>
         <w:t xml:space="preserve">Each </w:t>
       </w:r>
       <w:r>
@@ -13006,7 +12860,6 @@
           </w:tcPr>
           <w:p>
             <w:r>
-              <w:lastRenderedPageBreak/>
               <w:t>Size</w:t>
             </w:r>
           </w:p>
@@ -13194,15 +13047,7 @@
         <w:t>Product details will include a cost associated with creating the virtual machine</w:t>
       </w:r>
       <w:r>
-        <w:t xml:space="preserve">. This is a system function. If you’re creating the VM in the Learn sandbox, you won’t </w:t>
-      </w:r>
-      <w:proofErr w:type="gramStart"/>
-      <w:r>
-        <w:t>actually incur</w:t>
-      </w:r>
-      <w:proofErr w:type="gramEnd"/>
-      <w:r>
-        <w:t xml:space="preserve"> any costs.</w:t>
+        <w:t>. This is a system function. If you’re creating the VM in the Learn sandbox, you won’t actually incur any costs.</w:t>
       </w:r>
     </w:p>
     <w:p>
@@ -13255,21 +13100,7 @@
         <w:rPr>
           <w:highlight w:val="cyan"/>
         </w:rPr>
-        <w:t xml:space="preserve">Azure created not only a VM, but </w:t>
-      </w:r>
-      <w:proofErr w:type="gramStart"/>
-      <w:r>
-        <w:rPr>
-          <w:highlight w:val="cyan"/>
-        </w:rPr>
-        <w:t>all of</w:t>
-      </w:r>
-      <w:proofErr w:type="gramEnd"/>
-      <w:r>
-        <w:rPr>
-          <w:highlight w:val="cyan"/>
-        </w:rPr>
-        <w:t xml:space="preserve"> the associated resources</w:t>
+        <w:t>Azure created not only a VM, but all of the associated resources</w:t>
       </w:r>
       <w:r>
         <w:t xml:space="preserve"> the VM needs.</w:t>
@@ -13385,7 +13216,6 @@
         <w:pStyle w:val="Heading4"/>
       </w:pPr>
       <w:r>
-        <w:lastRenderedPageBreak/>
         <w:t>Clean up</w:t>
       </w:r>
     </w:p>
@@ -13598,7 +13428,6 @@
         <w:pStyle w:val="Heading2"/>
       </w:pPr>
       <w:r>
-        <w:lastRenderedPageBreak/>
         <w:t>Describe Azure compute and networking services</w:t>
       </w:r>
     </w:p>
@@ -13767,21 +13596,7 @@
         <w:rPr>
           <w:highlight w:val="yellow"/>
         </w:rPr>
-        <w:t xml:space="preserve">can customize </w:t>
-      </w:r>
-      <w:proofErr w:type="gramStart"/>
-      <w:r>
-        <w:rPr>
-          <w:highlight w:val="yellow"/>
-        </w:rPr>
-        <w:t>all of</w:t>
-      </w:r>
-      <w:proofErr w:type="gramEnd"/>
-      <w:r>
-        <w:rPr>
-          <w:highlight w:val="yellow"/>
-        </w:rPr>
-        <w:t xml:space="preserve"> the software running</w:t>
+        <w:t>can customize all of the software running</w:t>
       </w:r>
       <w:r>
         <w:t xml:space="preserve"> on your VM. VMs are an </w:t>
@@ -13908,7 +13723,6 @@
     </w:p>
     <w:p>
       <w:r>
-        <w:lastRenderedPageBreak/>
         <w:t xml:space="preserve">You </w:t>
       </w:r>
       <w:r>
@@ -14105,21 +13919,7 @@
         <w:rPr>
           <w:highlight w:val="green"/>
         </w:rPr>
-        <w:t xml:space="preserve">allow you to centrally manage, configure, and update </w:t>
-      </w:r>
-      <w:proofErr w:type="gramStart"/>
-      <w:r>
-        <w:rPr>
-          <w:highlight w:val="green"/>
-        </w:rPr>
-        <w:t>a large number of</w:t>
-      </w:r>
-      <w:proofErr w:type="gramEnd"/>
-      <w:r>
-        <w:rPr>
-          <w:highlight w:val="green"/>
-        </w:rPr>
-        <w:t xml:space="preserve"> VMs in minutes</w:t>
+        <w:t>allow you to centrally manage, configure, and update a large number of VMs in minutes</w:t>
       </w:r>
       <w:r>
         <w:t xml:space="preserve">. The </w:t>
@@ -14283,15 +14083,7 @@
         <w:t>allows you to apply updates while knowing that only one update domain grouping is offline at a time</w:t>
       </w:r>
       <w:r>
-        <w:t xml:space="preserve">. </w:t>
-      </w:r>
-      <w:proofErr w:type="gramStart"/>
-      <w:r>
-        <w:t>All of</w:t>
-      </w:r>
-      <w:proofErr w:type="gramEnd"/>
-      <w:r>
-        <w:t xml:space="preserve"> the machines in one update domain update. An update group going through the update process is </w:t>
+        <w:t xml:space="preserve">. All of the machines in one update domain update. An update group going through the update process is </w:t>
       </w:r>
       <w:r>
         <w:rPr>
@@ -14324,7 +14116,6 @@
           <w:b/>
           <w:bCs/>
         </w:rPr>
-        <w:lastRenderedPageBreak/>
         <w:t>Fault domain</w:t>
       </w:r>
       <w:r>
@@ -14691,7 +14482,6 @@
         <w:pStyle w:val="Heading4"/>
       </w:pPr>
       <w:r>
-        <w:lastRenderedPageBreak/>
         <w:t>VM Resources</w:t>
       </w:r>
     </w:p>
@@ -15098,7 +14888,6 @@
         <w:pStyle w:val="Tips"/>
       </w:pPr>
       <w:r>
-        <w:lastRenderedPageBreak/>
         <w:t>Azure CLI</w:t>
       </w:r>
     </w:p>
@@ -15421,21 +15210,7 @@
         <w:rPr>
           <w:highlight w:val="yellow"/>
         </w:rPr>
-        <w:t xml:space="preserve">works across devices and operating </w:t>
-      </w:r>
-      <w:proofErr w:type="gramStart"/>
-      <w:r>
-        <w:rPr>
-          <w:highlight w:val="yellow"/>
-        </w:rPr>
-        <w:t>systems, and</w:t>
-      </w:r>
-      <w:proofErr w:type="gramEnd"/>
-      <w:r>
-        <w:rPr>
-          <w:highlight w:val="yellow"/>
-        </w:rPr>
-        <w:t xml:space="preserve"> works with apps</w:t>
+        <w:t>works across devices and operating systems, and works with apps</w:t>
       </w:r>
       <w:r>
         <w:t xml:space="preserve"> that you can use to access remote desktops or most modern browsers.</w:t>
@@ -15461,7 +15236,6 @@
         <w:pStyle w:val="Heading4"/>
       </w:pPr>
       <w:r>
-        <w:lastRenderedPageBreak/>
         <w:t>Enhance security</w:t>
       </w:r>
     </w:p>
@@ -16047,21 +15821,7 @@
         <w:rPr>
           <w:highlight w:val="yellow"/>
         </w:rPr>
-        <w:t xml:space="preserve">you could scale the </w:t>
-      </w:r>
-      <w:proofErr w:type="gramStart"/>
-      <w:r>
-        <w:rPr>
-          <w:highlight w:val="yellow"/>
-        </w:rPr>
-        <w:t>back-end</w:t>
-      </w:r>
-      <w:proofErr w:type="gramEnd"/>
-      <w:r>
-        <w:rPr>
-          <w:highlight w:val="yellow"/>
-        </w:rPr>
-        <w:t xml:space="preserve"> separately to improve performance.</w:t>
+        <w:t>you could scale the back-end separately to improve performance.</w:t>
       </w:r>
       <w:r>
         <w:t xml:space="preserve"> If something necessitated such a change, you could also choose to change the storage service or modify the front end </w:t>
@@ -16110,21 +15870,7 @@
         <w:rPr>
           <w:highlight w:val="yellow"/>
         </w:rPr>
-        <w:t xml:space="preserve">resources </w:t>
-      </w:r>
-      <w:proofErr w:type="gramStart"/>
-      <w:r>
-        <w:rPr>
-          <w:highlight w:val="yellow"/>
-        </w:rPr>
-        <w:t>have to</w:t>
-      </w:r>
-      <w:proofErr w:type="gramEnd"/>
-      <w:r>
-        <w:rPr>
-          <w:highlight w:val="yellow"/>
-        </w:rPr>
-        <w:t xml:space="preserve"> be “running”</w:t>
+        <w:t>resources have to be “running”</w:t>
       </w:r>
       <w:r>
         <w:t xml:space="preserve"> in order for your app to function. With Azure Functions, an event </w:t>
@@ -16159,7 +15905,6 @@
         <w:pStyle w:val="Heading4"/>
       </w:pPr>
       <w:r>
-        <w:lastRenderedPageBreak/>
         <w:t>Serverless computing in Azure</w:t>
       </w:r>
     </w:p>
@@ -16505,7 +16250,6 @@
         <w:rPr>
           <w:highlight w:val="red"/>
         </w:rPr>
-        <w:lastRenderedPageBreak/>
         <w:t>Azure App Service</w:t>
       </w:r>
     </w:p>
@@ -16790,13 +16534,8 @@
       </w:r>
     </w:p>
     <w:p>
-      <w:proofErr w:type="gramStart"/>
-      <w:r>
-        <w:t>All of</w:t>
-      </w:r>
-      <w:proofErr w:type="gramEnd"/>
-      <w:r>
-        <w:t xml:space="preserve"> these app styles are hosted in the same infrastructure and share these benefits. This flexibility makes App Service the ideal choice to host web-oriented applications.</w:t>
+      <w:r>
+        <w:t>All of these app styles are hosted in the same infrastructure and share these benefits. This flexibility makes App Service the ideal choice to host web-oriented applications.</w:t>
       </w:r>
     </w:p>
     <w:p>
@@ -16844,7 +16583,6 @@
         <w:pStyle w:val="Heading5"/>
       </w:pPr>
       <w:r>
-        <w:lastRenderedPageBreak/>
         <w:t>API apps</w:t>
       </w:r>
     </w:p>
@@ -17162,7 +16900,6 @@
         </w:numPr>
       </w:pPr>
       <w:r>
-        <w:lastRenderedPageBreak/>
         <w:t>Route network traffic</w:t>
       </w:r>
     </w:p>
@@ -17396,14 +17133,7 @@
         <w:rPr>
           <w:highlight w:val="yellow"/>
         </w:rPr>
-        <w:t xml:space="preserve">by assigning a public IP address to an Azure </w:t>
-      </w:r>
-      <w:proofErr w:type="gramStart"/>
-      <w:r>
-        <w:rPr>
-          <w:highlight w:val="yellow"/>
-        </w:rPr>
-        <w:t>resource</w:t>
+        <w:t>by assigning a public IP address to an Azure resource</w:t>
       </w:r>
       <w:r>
         <w:t xml:space="preserve">, </w:t>
@@ -17412,14 +17142,7 @@
         <w:rPr>
           <w:highlight w:val="yellow"/>
         </w:rPr>
-        <w:t>or</w:t>
-      </w:r>
-      <w:proofErr w:type="gramEnd"/>
-      <w:r>
-        <w:rPr>
-          <w:highlight w:val="yellow"/>
-        </w:rPr>
-        <w:t xml:space="preserve"> </w:t>
+        <w:t xml:space="preserve">or </w:t>
       </w:r>
       <w:r>
         <w:rPr>
@@ -17516,7 +17239,6 @@
         <w:pStyle w:val="Heading4"/>
       </w:pPr>
       <w:r>
-        <w:lastRenderedPageBreak/>
         <w:t>Communicate with on-premises resources</w:t>
       </w:r>
     </w:p>
@@ -17877,11 +17599,7 @@
         <w:t>compared to a hardened network appliance</w:t>
       </w:r>
       <w:r>
-        <w:t xml:space="preserve">. A network virtual appliance carries out a particular </w:t>
-      </w:r>
-      <w:r>
-        <w:lastRenderedPageBreak/>
-        <w:t xml:space="preserve">network function, such as </w:t>
+        <w:t xml:space="preserve">. A network virtual appliance carries out a particular network function, such as </w:t>
       </w:r>
       <w:r>
         <w:rPr>
@@ -18108,7 +17826,15 @@
       </w:r>
       <w:proofErr w:type="spellEnd"/>
       <w:r>
-        <w:t xml:space="preserve"> vm list</w:t>
+        <w:t xml:space="preserve"> </w:t>
+      </w:r>
+      <w:proofErr w:type="spellStart"/>
+      <w:r>
+        <w:t>vm</w:t>
+      </w:r>
+      <w:proofErr w:type="spellEnd"/>
+      <w:r>
+        <w:t xml:space="preserve"> list</w:t>
       </w:r>
     </w:p>
     <w:p>
@@ -18253,7 +17979,6 @@
         <w:pStyle w:val="Heading4"/>
       </w:pPr>
       <w:r>
-        <w:lastRenderedPageBreak/>
         <w:t>Task 1: Access your web server</w:t>
       </w:r>
     </w:p>
@@ -18441,17 +18166,30 @@
       </w:r>
       <w:proofErr w:type="gramEnd"/>
       <w:r>
-        <w:t>.publicIpAddresses</w:t>
+        <w:t>.</w:t>
+      </w:r>
+      <w:proofErr w:type="gramStart"/>
+      <w:r>
+        <w:t>publicIpAddresses</w:t>
       </w:r>
       <w:proofErr w:type="spellEnd"/>
       <w:r>
-        <w:t>[*].</w:t>
+        <w:t>[</w:t>
+      </w:r>
+      <w:proofErr w:type="gramEnd"/>
+      <w:r>
+        <w:t>*</w:t>
+      </w:r>
+      <w:proofErr w:type="gramStart"/>
+      <w:r>
+        <w:t>].</w:t>
       </w:r>
       <w:proofErr w:type="spellStart"/>
       <w:r>
         <w:t>ipAddress</w:t>
       </w:r>
       <w:proofErr w:type="spellEnd"/>
+      <w:proofErr w:type="gramEnd"/>
       <w:r>
         <w:t>" \</w:t>
       </w:r>
@@ -18653,7 +18391,6 @@
         <w:rPr>
           <w:noProof/>
         </w:rPr>
-        <w:lastRenderedPageBreak/>
         <w:drawing>
           <wp:inline distT="0" distB="0" distL="0" distR="0" wp14:anchorId="5E76EF07" wp14:editId="29D22A5A">
             <wp:extent cx="5943600" cy="4626610"/>
@@ -18869,7 +18606,6 @@
         <w:pStyle w:val="Tips"/>
       </w:pPr>
       <w:r>
-        <w:lastRenderedPageBreak/>
         <w:t>Output</w:t>
       </w:r>
     </w:p>
@@ -19242,26 +18978,32 @@
         <w:t xml:space="preserve">, </w:t>
       </w:r>
       <w:proofErr w:type="spellStart"/>
+      <w:proofErr w:type="gramStart"/>
       <w:r>
         <w:t>Priority:priority</w:t>
       </w:r>
       <w:proofErr w:type="spellEnd"/>
+      <w:proofErr w:type="gramEnd"/>
       <w:r>
         <w:t xml:space="preserve">, </w:t>
       </w:r>
       <w:proofErr w:type="spellStart"/>
+      <w:proofErr w:type="gramStart"/>
       <w:r>
         <w:t>Port:destinationPortRange</w:t>
       </w:r>
       <w:proofErr w:type="spellEnd"/>
+      <w:proofErr w:type="gramEnd"/>
       <w:r>
         <w:t xml:space="preserve">, </w:t>
       </w:r>
       <w:proofErr w:type="spellStart"/>
+      <w:proofErr w:type="gramStart"/>
       <w:r>
         <w:t>Access:access</w:t>
       </w:r>
       <w:proofErr w:type="spellEnd"/>
+      <w:proofErr w:type="gramEnd"/>
       <w:r>
         <w:t>}' \</w:t>
       </w:r>
@@ -19364,11 +19106,7 @@
         <w:t>used on Linux to allow administrators</w:t>
       </w:r>
       <w:r>
-        <w:t xml:space="preserve"> to </w:t>
-      </w:r>
-      <w:r>
-        <w:lastRenderedPageBreak/>
-        <w:t xml:space="preserve">access the system remotely. The </w:t>
+        <w:t xml:space="preserve"> to access the system remotely. The </w:t>
       </w:r>
       <w:r>
         <w:rPr>
@@ -19793,26 +19531,32 @@
         <w:t xml:space="preserve">, </w:t>
       </w:r>
       <w:proofErr w:type="spellStart"/>
+      <w:proofErr w:type="gramStart"/>
       <w:r>
         <w:t>Priority:priority</w:t>
       </w:r>
       <w:proofErr w:type="spellEnd"/>
+      <w:proofErr w:type="gramEnd"/>
       <w:r>
         <w:t xml:space="preserve">, </w:t>
       </w:r>
       <w:proofErr w:type="spellStart"/>
+      <w:proofErr w:type="gramStart"/>
       <w:r>
         <w:t>Port:destinationPortRange</w:t>
       </w:r>
       <w:proofErr w:type="spellEnd"/>
+      <w:proofErr w:type="gramEnd"/>
       <w:r>
         <w:t xml:space="preserve">, </w:t>
       </w:r>
       <w:proofErr w:type="spellStart"/>
+      <w:proofErr w:type="gramStart"/>
       <w:r>
         <w:t>Access:access</w:t>
       </w:r>
       <w:proofErr w:type="spellEnd"/>
+      <w:proofErr w:type="gramEnd"/>
       <w:r>
         <w:t>}' \</w:t>
       </w:r>
@@ -19868,7 +19612,6 @@
         <w:pStyle w:val="Tips"/>
       </w:pPr>
       <w:r>
-        <w:lastRenderedPageBreak/>
         <w:t>Output</w:t>
       </w:r>
     </w:p>
@@ -20150,7 +19893,6 @@
         <w:pStyle w:val="Heading4"/>
       </w:pPr>
       <w:r>
-        <w:lastRenderedPageBreak/>
         <w:t>Clean up</w:t>
       </w:r>
     </w:p>
@@ -20276,11 +20018,7 @@
         </w:numPr>
       </w:pPr>
       <w:r>
-        <w:t xml:space="preserve">Policy-based VPN gateways specify statically the IP address of packets that should be encrypted through each tunnel. This type of device evaluates every data packet </w:t>
-      </w:r>
-      <w:r>
-        <w:lastRenderedPageBreak/>
-        <w:t>against those sets of IP addresses to choose the tunnel where that packet is going to be sent through.</w:t>
+        <w:t>Policy-based VPN gateways specify statically the IP address of packets that should be encrypted through each tunnel. This type of device evaluates every data packet against those sets of IP addresses to choose the tunnel where that packet is going to be sent through.</w:t>
       </w:r>
     </w:p>
     <w:p>
@@ -20392,11 +20130,7 @@
     </w:p>
     <w:p>
       <w:r>
-        <w:t xml:space="preserve">Another high-availability option is to configure a VPN gateway as a secure failover path for ExpressRoute connections. ExpressRoute circuits have resiliency built in. However, they </w:t>
-      </w:r>
-      <w:r>
-        <w:lastRenderedPageBreak/>
-        <w:t>aren't immune to physical problems that affect the cables delivering connectivity or outages that affect the complete ExpressRoute location. In high-availability scenarios, where there's risk associated with an outage of an ExpressRoute circuit, you can also provision a VPN gateway that uses the internet as an alternative method of connectivity. In this way, you can ensure there's always a connection to the virtual networks.</w:t>
+        <w:t>Another high-availability option is to configure a VPN gateway as a secure failover path for ExpressRoute connections. ExpressRoute circuits have resiliency built in. However, they aren't immune to physical problems that affect the cables delivering connectivity or outages that affect the complete ExpressRoute location. In high-availability scenarios, where there's risk associated with an outage of an ExpressRoute circuit, you can also provision a VPN gateway that uses the internet as an alternative method of connectivity. In this way, you can ensure there's always a connection to the virtual networks.</w:t>
       </w:r>
     </w:p>
     <w:p>

--- a/Microsoft_Learn/Azure Fundamentals.docx
+++ b/Microsoft_Learn/Azure Fundamentals.docx
@@ -1981,9 +1981,6 @@
       <w:r>
         <w:t>by Microsoft Azure and will learn more about the governance and compliance services that you can use.</w:t>
       </w:r>
-      <w:r>
-        <w:t xml:space="preserve"> </w:t>
-      </w:r>
     </w:p>
     <w:p>
       <w:pPr>
@@ -2522,6 +2519,7 @@
     </w:p>
     <w:p>
       <w:r>
+        <w:lastRenderedPageBreak/>
         <w:t xml:space="preserve">Because </w:t>
       </w:r>
       <w:r>
@@ -2997,7 +2995,14 @@
         <w:rPr>
           <w:highlight w:val="green"/>
         </w:rPr>
-        <w:t>ddle ground between IaaS and SaaS,</w:t>
+        <w:t xml:space="preserve">ddle ground between </w:t>
+      </w:r>
+      <w:r>
+        <w:rPr>
+          <w:highlight w:val="green"/>
+        </w:rPr>
+        <w:lastRenderedPageBreak/>
+        <w:t>IaaS and SaaS,</w:t>
       </w:r>
       <w:r>
         <w:t xml:space="preserve"> rests somewhere in the middle and evenly distributes responsibility between the cloud provider and the consumer.</w:t>
@@ -3592,6 +3597,7 @@
         <w:rPr>
           <w:highlight w:val="yellow"/>
         </w:rPr>
+        <w:lastRenderedPageBreak/>
         <w:t>Network</w:t>
       </w:r>
       <w:r>
@@ -3978,6 +3984,7 @@
                 <w:b/>
                 <w:bCs/>
               </w:rPr>
+              <w:lastRenderedPageBreak/>
               <w:t>Public cloud</w:t>
             </w:r>
           </w:p>
@@ -4459,143 +4466,82 @@
         <w:rPr>
           <w:highlight w:val="yellow"/>
         </w:rPr>
-        <w:t>Capital expenditure (</w:t>
-      </w:r>
-      <w:proofErr w:type="spellStart"/>
-      <w:r>
-        <w:rPr>
-          <w:highlight w:val="yellow"/>
+        <w:t>Capital expenditure (CapEx) and operational expenditure (OpEx).</w:t>
+      </w:r>
+    </w:p>
+    <w:p>
+      <w:r>
+        <w:rPr>
+          <w:highlight w:val="red"/>
         </w:rPr>
         <w:t>CapEx</w:t>
       </w:r>
-      <w:proofErr w:type="spellEnd"/>
-      <w:r>
-        <w:rPr>
-          <w:highlight w:val="yellow"/>
-        </w:rPr>
-        <w:t>) and operational expenditure (</w:t>
-      </w:r>
-      <w:proofErr w:type="spellStart"/>
-      <w:r>
-        <w:rPr>
-          <w:highlight w:val="yellow"/>
+      <w:r>
+        <w:t xml:space="preserve"> is typically a </w:t>
+      </w:r>
+      <w:r>
+        <w:rPr>
+          <w:highlight w:val="green"/>
+        </w:rPr>
+        <w:t>one-time, up-front expenditure</w:t>
+      </w:r>
+      <w:r>
+        <w:t xml:space="preserve"> to purchase or secure tangible resources. A </w:t>
+      </w:r>
+      <w:r>
+        <w:rPr>
+          <w:color w:val="0070C0"/>
+        </w:rPr>
+        <w:t>new building, repaving the parking lot, building a datacenter, or buying a company vehicle are examples of CapEx</w:t>
+      </w:r>
+      <w:r>
+        <w:t>.</w:t>
+      </w:r>
+    </w:p>
+    <w:p>
+      <w:r>
+        <w:lastRenderedPageBreak/>
+        <w:t xml:space="preserve">In contrast, </w:t>
+      </w:r>
+      <w:r>
+        <w:rPr>
+          <w:highlight w:val="red"/>
         </w:rPr>
         <w:t>OpEx</w:t>
       </w:r>
-      <w:proofErr w:type="spellEnd"/>
-      <w:r>
-        <w:rPr>
-          <w:highlight w:val="yellow"/>
-        </w:rPr>
-        <w:t>).</w:t>
-      </w:r>
-    </w:p>
-    <w:p>
-      <w:proofErr w:type="spellStart"/>
-      <w:r>
-        <w:rPr>
-          <w:highlight w:val="red"/>
-        </w:rPr>
-        <w:t>CapEx</w:t>
-      </w:r>
-      <w:proofErr w:type="spellEnd"/>
-      <w:r>
-        <w:t xml:space="preserve"> is typically a </w:t>
+      <w:r>
+        <w:t xml:space="preserve"> is </w:t>
       </w:r>
       <w:r>
         <w:rPr>
           <w:highlight w:val="green"/>
         </w:rPr>
-        <w:t>one-time, up-front expenditure</w:t>
-      </w:r>
-      <w:r>
-        <w:t xml:space="preserve"> to purchase or secure tangible resources. A </w:t>
+        <w:t>spending money on services or products over time</w:t>
+      </w:r>
+      <w:r>
+        <w:t xml:space="preserve">. </w:t>
       </w:r>
       <w:r>
         <w:rPr>
           <w:color w:val="0070C0"/>
         </w:rPr>
-        <w:t xml:space="preserve">new building, repaving the parking lot, building a datacenter, or buying a company vehicle are examples of </w:t>
-      </w:r>
-      <w:proofErr w:type="spellStart"/>
-      <w:r>
+        <w:t>Renting a convention center, leasing a company vehicle, or signing up for cloud services</w:t>
+      </w:r>
+      <w:r>
+        <w:t xml:space="preserve"> are all examples of OpEx.</w:t>
+      </w:r>
+    </w:p>
+    <w:p>
+      <w:pPr>
         <w:rPr>
           <w:color w:val="0070C0"/>
         </w:rPr>
-        <w:t>CapEx</w:t>
-      </w:r>
-      <w:proofErr w:type="spellEnd"/>
-      <w:r>
-        <w:t>.</w:t>
-      </w:r>
-    </w:p>
-    <w:p>
-      <w:r>
-        <w:t xml:space="preserve">In contrast, </w:t>
-      </w:r>
-      <w:proofErr w:type="spellStart"/>
-      <w:r>
-        <w:rPr>
-          <w:highlight w:val="red"/>
-        </w:rPr>
-        <w:t>OpEx</w:t>
-      </w:r>
-      <w:proofErr w:type="spellEnd"/>
-      <w:r>
-        <w:t xml:space="preserve"> is </w:t>
-      </w:r>
-      <w:r>
-        <w:rPr>
-          <w:highlight w:val="green"/>
-        </w:rPr>
-        <w:t>spending money on services or products over time</w:t>
-      </w:r>
-      <w:r>
-        <w:t xml:space="preserve">. </w:t>
-      </w:r>
-      <w:r>
-        <w:rPr>
-          <w:color w:val="0070C0"/>
-        </w:rPr>
-        <w:t>Renting a convention center, leasing a company vehicle, or signing up for cloud services</w:t>
-      </w:r>
-      <w:r>
-        <w:t xml:space="preserve"> are all examples of </w:t>
-      </w:r>
-      <w:proofErr w:type="spellStart"/>
-      <w:r>
-        <w:t>OpEx</w:t>
-      </w:r>
-      <w:proofErr w:type="spellEnd"/>
-      <w:r>
-        <w:t>.</w:t>
-      </w:r>
-    </w:p>
-    <w:p>
-      <w:pPr>
-        <w:rPr>
-          <w:color w:val="0070C0"/>
-        </w:rPr>
-      </w:pPr>
-      <w:r>
-        <w:rPr>
-          <w:highlight w:val="yellow"/>
-        </w:rPr>
-        <w:t xml:space="preserve">Cloud computing falls under </w:t>
-      </w:r>
-      <w:proofErr w:type="spellStart"/>
-      <w:r>
-        <w:rPr>
-          <w:highlight w:val="yellow"/>
-        </w:rPr>
-        <w:t>OpEx</w:t>
-      </w:r>
-      <w:proofErr w:type="spellEnd"/>
-      <w:r>
-        <w:rPr>
-          <w:highlight w:val="yellow"/>
-        </w:rPr>
-        <w:t xml:space="preserve"> because</w:t>
+      </w:pPr>
+      <w:r>
+        <w:rPr>
+          <w:highlight w:val="yellow"/>
+        </w:rPr>
+        <w:t>Cloud computing falls under OpEx because</w:t>
       </w:r>
       <w:r>
         <w:t xml:space="preserve"> cloud computing </w:t>
@@ -5019,6 +4965,7 @@
         <w:rPr>
           <w:color w:val="0070C0"/>
         </w:rPr>
+        <w:lastRenderedPageBreak/>
         <w:t xml:space="preserve">Scale as your business needs </w:t>
       </w:r>
       <w:r>
@@ -5454,6 +5401,7 @@
       </w:pPr>
       <w:bookmarkStart w:id="33" w:name="_Toc180007211"/>
       <w:r>
+        <w:lastRenderedPageBreak/>
         <w:t>Describe the benefits of using cloud services</w:t>
       </w:r>
       <w:bookmarkEnd w:id="33"/>
@@ -5817,7 +5765,14 @@
         <w:rPr>
           <w:color w:val="0070C0"/>
         </w:rPr>
-        <w:t>suddenly experience peak traffic and your systems are overwhelmed</w:t>
+        <w:t xml:space="preserve">suddenly experience peak </w:t>
+      </w:r>
+      <w:r>
+        <w:rPr>
+          <w:color w:val="0070C0"/>
+        </w:rPr>
+        <w:lastRenderedPageBreak/>
+        <w:t>traffic and your systems are overwhelmed</w:t>
       </w:r>
       <w:r>
         <w:t xml:space="preserve">, the ability to scale means you </w:t>
@@ -6178,7 +6133,11 @@
         <w:t>your cloud environment itself will automatically shift to a different region for you</w:t>
       </w:r>
       <w:r>
-        <w:t>, with no action needed on your part. You’ll learn more about how Azure leverages global scale to provide reliability later in this series.</w:t>
+        <w:t xml:space="preserve">, with no action </w:t>
+      </w:r>
+      <w:r>
+        <w:lastRenderedPageBreak/>
+        <w:t>needed on your part. You’ll learn more about how Azure leverages global scale to provide reliability later in this series.</w:t>
       </w:r>
     </w:p>
     <w:p>
@@ -6557,6 +6516,7 @@
     </w:p>
     <w:p>
       <w:r>
+        <w:lastRenderedPageBreak/>
         <w:t xml:space="preserve">On the security side, </w:t>
       </w:r>
       <w:r>
@@ -7113,6 +7073,7 @@
         <w:rPr>
           <w:rFonts w:eastAsiaTheme="minorHAnsi"/>
         </w:rPr>
+        <w:lastRenderedPageBreak/>
         <w:t>Describe cloud service types</w:t>
       </w:r>
       <w:bookmarkEnd w:id="41"/>
@@ -7306,7 +7267,11 @@
         <w:t xml:space="preserve">provides you the maximum amount of control </w:t>
       </w:r>
       <w:r>
-        <w:t xml:space="preserve">for your cloud resources. In an IaaS model, the </w:t>
+        <w:t xml:space="preserve">for your cloud resources. In an IaaS model, </w:t>
+      </w:r>
+      <w:r>
+        <w:lastRenderedPageBreak/>
+        <w:t xml:space="preserve">the </w:t>
       </w:r>
       <w:r>
         <w:rPr>
@@ -7540,7 +7505,11 @@
         <w:t>physical infrastructure and its access to the internet,</w:t>
       </w:r>
       <w:r>
-        <w:t xml:space="preserve"> just like in IaaS. In the PaaS model, the cloud provider will als</w:t>
+        <w:t xml:space="preserve"> just like in IaaS. In the </w:t>
+      </w:r>
+      <w:r>
+        <w:lastRenderedPageBreak/>
+        <w:t>PaaS model, the cloud provider will als</w:t>
       </w:r>
       <w:r>
         <w:rPr>
@@ -7854,6 +7823,7 @@
         <w:pStyle w:val="Heading4"/>
       </w:pPr>
       <w:r>
+        <w:lastRenderedPageBreak/>
         <w:t>Scenarios</w:t>
       </w:r>
     </w:p>
@@ -8058,6 +8028,7 @@
         <w:rPr>
           <w:bCs/>
         </w:rPr>
+        <w:lastRenderedPageBreak/>
         <w:t>Describe Azure architecture and services</w:t>
       </w:r>
     </w:p>
@@ -8356,6 +8327,7 @@
           <w:bCs/>
           <w:highlight w:val="yellow"/>
         </w:rPr>
+        <w:lastRenderedPageBreak/>
         <w:t>Seamlessly unify</w:t>
       </w:r>
       <w:r>
@@ -8646,6 +8618,7 @@
         <w:rPr>
           <w:noProof/>
         </w:rPr>
+        <w:lastRenderedPageBreak/>
         <w:drawing>
           <wp:inline distT="0" distB="0" distL="0" distR="0" wp14:anchorId="14C76C6F" wp14:editId="6FCCADF6">
             <wp:extent cx="5753100" cy="4564380"/>
@@ -8837,6 +8810,7 @@
         </w:numPr>
       </w:pPr>
       <w:r>
+        <w:lastRenderedPageBreak/>
         <w:t xml:space="preserve">A </w:t>
       </w:r>
       <w:r>
@@ -9175,6 +9149,7 @@
     </w:p>
     <w:p>
       <w:r>
+        <w:lastRenderedPageBreak/>
         <w:t xml:space="preserve">If you receive a </w:t>
       </w:r>
       <w:r>
@@ -9360,19 +9335,11 @@
       <w:pPr>
         <w:pStyle w:val="Code"/>
       </w:pPr>
-      <w:proofErr w:type="spellStart"/>
       <w:r>
         <w:rPr>
           <w:highlight w:val="magenta"/>
         </w:rPr>
-        <w:t>az</w:t>
-      </w:r>
-      <w:proofErr w:type="spellEnd"/>
-      <w:r>
-        <w:rPr>
-          <w:highlight w:val="magenta"/>
-        </w:rPr>
-        <w:t xml:space="preserve"> version</w:t>
+        <w:t>az version</w:t>
       </w:r>
     </w:p>
     <w:p>
@@ -9413,6 +9380,7 @@
         <w:pStyle w:val="Tips"/>
       </w:pPr>
       <w:r>
+        <w:lastRenderedPageBreak/>
         <w:t>PowerShell</w:t>
       </w:r>
     </w:p>
@@ -9504,15 +9472,7 @@
         <w:t>You can tell you're in BASH mode by the username displayed</w:t>
       </w:r>
       <w:r>
-        <w:t xml:space="preserve"> on the command line. It will be your </w:t>
-      </w:r>
-      <w:proofErr w:type="spellStart"/>
-      <w:r>
-        <w:t>username@azure</w:t>
-      </w:r>
-      <w:proofErr w:type="spellEnd"/>
-      <w:r>
-        <w:t>.</w:t>
+        <w:t xml:space="preserve"> on the command line. It will be your username@azure.</w:t>
       </w:r>
     </w:p>
     <w:p>
@@ -9658,21 +9618,7 @@
         <w:rPr>
           <w:highlight w:val="yellow"/>
         </w:rPr>
-        <w:t xml:space="preserve">use the letters </w:t>
-      </w:r>
-      <w:proofErr w:type="spellStart"/>
-      <w:r>
-        <w:rPr>
-          <w:highlight w:val="yellow"/>
-        </w:rPr>
-        <w:t>az</w:t>
-      </w:r>
-      <w:proofErr w:type="spellEnd"/>
-      <w:r>
-        <w:rPr>
-          <w:highlight w:val="yellow"/>
-        </w:rPr>
-        <w:t xml:space="preserve"> to start an Azure command</w:t>
+        <w:t>use the letters az to start an Azure command</w:t>
       </w:r>
       <w:r>
         <w:t xml:space="preserve"> in the BASH mode. Try to </w:t>
@@ -9681,21 +9627,7 @@
         <w:rPr>
           <w:highlight w:val="yellow"/>
         </w:rPr>
-        <w:t xml:space="preserve">run an update to the CLI with </w:t>
-      </w:r>
-      <w:proofErr w:type="spellStart"/>
-      <w:r>
-        <w:rPr>
-          <w:highlight w:val="yellow"/>
-        </w:rPr>
-        <w:t>az</w:t>
-      </w:r>
-      <w:proofErr w:type="spellEnd"/>
-      <w:r>
-        <w:rPr>
-          <w:highlight w:val="yellow"/>
-        </w:rPr>
-        <w:t xml:space="preserve"> upgrade</w:t>
+        <w:t>run an update to the CLI with az upgrade</w:t>
       </w:r>
       <w:r>
         <w:t>.</w:t>
@@ -9716,115 +9648,78 @@
           <w:highlight w:val="magenta"/>
         </w:rPr>
       </w:pPr>
-      <w:proofErr w:type="spellStart"/>
       <w:r>
         <w:rPr>
           <w:highlight w:val="magenta"/>
         </w:rPr>
-        <w:t>az</w:t>
-      </w:r>
-      <w:proofErr w:type="spellEnd"/>
-      <w:r>
+        <w:t>az upgrade</w:t>
+      </w:r>
+    </w:p>
+    <w:p>
+      <w:r>
+        <w:t xml:space="preserve">You can </w:t>
+      </w:r>
+      <w:r>
+        <w:rPr>
+          <w:highlight w:val="cyan"/>
+        </w:rPr>
+        <w:t>change back to PowerShell mode by entering pwsh</w:t>
+      </w:r>
+      <w:r>
+        <w:t xml:space="preserve"> on the BASH command line.</w:t>
+      </w:r>
+    </w:p>
+    <w:p>
+      <w:pPr>
+        <w:pStyle w:val="Heading4"/>
+      </w:pPr>
+      <w:r>
+        <w:t>Task 3: Use Azure CLI interactive mode</w:t>
+      </w:r>
+    </w:p>
+    <w:p>
+      <w:r>
+        <w:t xml:space="preserve">Another way to interact is using the Azure CLI interactive mode. This changes CLI behavior </w:t>
+      </w:r>
+      <w:r>
+        <w:rPr>
+          <w:highlight w:val="yellow"/>
+        </w:rPr>
+        <w:t>to more closely resemble an integrated development environment</w:t>
+      </w:r>
+      <w:r>
+        <w:t xml:space="preserve"> (IDE). Interactive mode provides autocompletion, command descriptions, and even examples. If you’re unfamiliar with BASH and PowerShell, but want to use the command line, interactive mode may help you.</w:t>
+      </w:r>
+    </w:p>
+    <w:p>
+      <w:r>
+        <w:rPr>
+          <w:highlight w:val="cyan"/>
+        </w:rPr>
+        <w:lastRenderedPageBreak/>
+        <w:t>Enter az interactive to enter interactive mode.</w:t>
+      </w:r>
+    </w:p>
+    <w:p>
+      <w:pPr>
+        <w:pStyle w:val="Tips"/>
+      </w:pPr>
+      <w:r>
+        <w:t>Azure CLI</w:t>
+      </w:r>
+    </w:p>
+    <w:p>
+      <w:pPr>
+        <w:pStyle w:val="Code"/>
         <w:rPr>
           <w:highlight w:val="magenta"/>
         </w:rPr>
-        <w:t xml:space="preserve"> upgrade</w:t>
-      </w:r>
-    </w:p>
-    <w:p>
-      <w:r>
-        <w:t xml:space="preserve">You can </w:t>
-      </w:r>
-      <w:r>
-        <w:rPr>
-          <w:highlight w:val="cyan"/>
-        </w:rPr>
-        <w:t xml:space="preserve">change back to PowerShell mode by entering </w:t>
-      </w:r>
-      <w:proofErr w:type="spellStart"/>
-      <w:r>
-        <w:rPr>
-          <w:highlight w:val="cyan"/>
-        </w:rPr>
-        <w:t>pwsh</w:t>
-      </w:r>
-      <w:proofErr w:type="spellEnd"/>
-      <w:r>
-        <w:t xml:space="preserve"> on the BASH command line.</w:t>
-      </w:r>
-    </w:p>
-    <w:p>
-      <w:pPr>
-        <w:pStyle w:val="Heading4"/>
-      </w:pPr>
-      <w:r>
-        <w:t>Task 3: Use Azure CLI interactive mode</w:t>
-      </w:r>
-    </w:p>
-    <w:p>
-      <w:r>
-        <w:t xml:space="preserve">Another way to interact is using the Azure CLI interactive mode. This changes CLI behavior </w:t>
-      </w:r>
-      <w:r>
-        <w:rPr>
-          <w:highlight w:val="yellow"/>
-        </w:rPr>
-        <w:t>to more closely resemble an integrated development environment</w:t>
-      </w:r>
-      <w:r>
-        <w:t xml:space="preserve"> (IDE). Interactive mode provides autocompletion, command descriptions, and even examples. If you’re unfamiliar with BASH and PowerShell, but want to use the command line, interactive mode may help you.</w:t>
-      </w:r>
-    </w:p>
-    <w:p>
-      <w:r>
-        <w:rPr>
-          <w:highlight w:val="cyan"/>
-        </w:rPr>
-        <w:t xml:space="preserve">Enter </w:t>
-      </w:r>
-      <w:proofErr w:type="spellStart"/>
-      <w:r>
-        <w:rPr>
-          <w:highlight w:val="cyan"/>
-        </w:rPr>
-        <w:t>az</w:t>
-      </w:r>
-      <w:proofErr w:type="spellEnd"/>
-      <w:r>
-        <w:rPr>
-          <w:highlight w:val="cyan"/>
-        </w:rPr>
-        <w:t xml:space="preserve"> interactive to enter interactive mode.</w:t>
-      </w:r>
-    </w:p>
-    <w:p>
-      <w:pPr>
-        <w:pStyle w:val="Tips"/>
-      </w:pPr>
-      <w:r>
-        <w:t>Azure CLI</w:t>
-      </w:r>
-    </w:p>
-    <w:p>
-      <w:pPr>
-        <w:pStyle w:val="Code"/>
+      </w:pPr>
+      <w:r>
         <w:rPr>
           <w:highlight w:val="magenta"/>
         </w:rPr>
-      </w:pPr>
-      <w:proofErr w:type="spellStart"/>
-      <w:r>
-        <w:rPr>
-          <w:highlight w:val="magenta"/>
-        </w:rPr>
-        <w:t>az</w:t>
-      </w:r>
-      <w:proofErr w:type="spellEnd"/>
-      <w:r>
-        <w:rPr>
-          <w:highlight w:val="magenta"/>
-        </w:rPr>
-        <w:t xml:space="preserve"> interactive</w:t>
+        <w:t>az interactive</w:t>
       </w:r>
     </w:p>
     <w:p>
@@ -9936,32 +9831,68 @@
         <w:rPr>
           <w:highlight w:val="cyan"/>
         </w:rPr>
-        <w:t xml:space="preserve">don't need to enter </w:t>
-      </w:r>
-      <w:proofErr w:type="spellStart"/>
+        <w:t>don't need to enter az to start a command</w:t>
+      </w:r>
+      <w:r>
+        <w:t xml:space="preserve"> (but you can if you want to or are used to it). Try the upgrade or version commands again, but this time without az in front.</w:t>
+      </w:r>
+    </w:p>
+    <w:p>
+      <w:pPr>
+        <w:pStyle w:val="Tips"/>
+      </w:pPr>
+      <w:r>
+        <w:t>Azure CLI</w:t>
+      </w:r>
+    </w:p>
+    <w:p>
+      <w:pPr>
+        <w:pStyle w:val="Code"/>
+        <w:rPr>
+          <w:highlight w:val="magenta"/>
+        </w:rPr>
+      </w:pPr>
+      <w:r>
+        <w:rPr>
+          <w:highlight w:val="magenta"/>
+        </w:rPr>
+        <w:t>version</w:t>
+      </w:r>
+    </w:p>
+    <w:p>
+      <w:pPr>
+        <w:pStyle w:val="Tips"/>
+      </w:pPr>
+      <w:r>
+        <w:t>Azure CLI</w:t>
+      </w:r>
+    </w:p>
+    <w:p>
+      <w:pPr>
+        <w:pStyle w:val="Code"/>
+        <w:rPr>
+          <w:highlight w:val="magenta"/>
+        </w:rPr>
+      </w:pPr>
+      <w:r>
+        <w:rPr>
+          <w:highlight w:val="magenta"/>
+        </w:rPr>
+        <w:t>upgrade</w:t>
+      </w:r>
+    </w:p>
+    <w:p>
+      <w:r>
+        <w:t xml:space="preserve">The commands should have worked the same as before, and given you the same results. Use the </w:t>
+      </w:r>
       <w:r>
         <w:rPr>
           <w:highlight w:val="cyan"/>
         </w:rPr>
-        <w:t>az</w:t>
-      </w:r>
-      <w:proofErr w:type="spellEnd"/>
-      <w:r>
-        <w:rPr>
-          <w:highlight w:val="cyan"/>
-        </w:rPr>
-        <w:t xml:space="preserve"> to start a command</w:t>
-      </w:r>
-      <w:r>
-        <w:t xml:space="preserve"> (but you can if you want to or are used to it). Try the upgrade or version commands again, but this time without </w:t>
-      </w:r>
-      <w:proofErr w:type="spellStart"/>
-      <w:r>
-        <w:t>az</w:t>
-      </w:r>
-      <w:proofErr w:type="spellEnd"/>
-      <w:r>
-        <w:t xml:space="preserve"> in front.</w:t>
+        <w:t>exit command to leave interactive mode</w:t>
+      </w:r>
+      <w:r>
+        <w:t>.</w:t>
       </w:r>
     </w:p>
     <w:p>
@@ -9969,64 +9900,7 @@
         <w:pStyle w:val="Tips"/>
       </w:pPr>
       <w:r>
-        <w:t>Azure CLI</w:t>
-      </w:r>
-    </w:p>
-    <w:p>
-      <w:pPr>
-        <w:pStyle w:val="Code"/>
-        <w:rPr>
-          <w:highlight w:val="magenta"/>
-        </w:rPr>
-      </w:pPr>
-      <w:r>
-        <w:rPr>
-          <w:highlight w:val="magenta"/>
-        </w:rPr>
-        <w:t>version</w:t>
-      </w:r>
-    </w:p>
-    <w:p>
-      <w:pPr>
-        <w:pStyle w:val="Tips"/>
-      </w:pPr>
-      <w:r>
-        <w:t>Azure CLI</w:t>
-      </w:r>
-    </w:p>
-    <w:p>
-      <w:pPr>
-        <w:pStyle w:val="Code"/>
-        <w:rPr>
-          <w:highlight w:val="magenta"/>
-        </w:rPr>
-      </w:pPr>
-      <w:r>
-        <w:rPr>
-          <w:highlight w:val="magenta"/>
-        </w:rPr>
-        <w:t>upgrade</w:t>
-      </w:r>
-    </w:p>
-    <w:p>
-      <w:r>
-        <w:t xml:space="preserve">The commands should have worked the same as before, and given you the same results. Use the </w:t>
-      </w:r>
-      <w:r>
-        <w:rPr>
-          <w:highlight w:val="cyan"/>
-        </w:rPr>
-        <w:t>exit command to leave interactive mode</w:t>
-      </w:r>
-      <w:r>
-        <w:t>.</w:t>
-      </w:r>
-    </w:p>
-    <w:p>
-      <w:pPr>
-        <w:pStyle w:val="Tips"/>
-      </w:pPr>
-      <w:r>
+        <w:lastRenderedPageBreak/>
         <w:t>Azure CLI</w:t>
       </w:r>
     </w:p>
@@ -10336,6 +10210,7 @@
           <w:color w:val="000000" w:themeColor="text1"/>
           <w:highlight w:val="yellow"/>
         </w:rPr>
+        <w:lastRenderedPageBreak/>
         <w:t>Azure intelligently assigns and controls the resources</w:t>
       </w:r>
       <w:r>
@@ -10553,6 +10428,7 @@
         <w:pStyle w:val="Tips"/>
       </w:pPr>
       <w:r>
+        <w:lastRenderedPageBreak/>
         <w:t>Important</w:t>
       </w:r>
     </w:p>
@@ -10891,6 +10767,7 @@
         <w:pStyle w:val="Tips"/>
       </w:pPr>
       <w:r>
+        <w:lastRenderedPageBreak/>
         <w:t>Important</w:t>
       </w:r>
     </w:p>
@@ -11109,7 +10986,14 @@
         <w:rPr>
           <w:highlight w:val="cyan"/>
         </w:rPr>
-        <w:t>some regions</w:t>
+        <w:t xml:space="preserve">some </w:t>
+      </w:r>
+      <w:r>
+        <w:rPr>
+          <w:highlight w:val="cyan"/>
+        </w:rPr>
+        <w:lastRenderedPageBreak/>
+        <w:t>regions</w:t>
       </w:r>
       <w:r>
         <w:t xml:space="preserve">, such as West India and Brazil South, are </w:t>
@@ -11145,21 +11029,7 @@
         <w:rPr>
           <w:highlight w:val="yellow"/>
         </w:rPr>
-        <w:t xml:space="preserve">Brazil South's secondary region is South Central US. The secondary region of </w:t>
-      </w:r>
-      <w:proofErr w:type="gramStart"/>
-      <w:r>
-        <w:rPr>
-          <w:highlight w:val="yellow"/>
-        </w:rPr>
-        <w:t>South Central</w:t>
-      </w:r>
-      <w:proofErr w:type="gramEnd"/>
-      <w:r>
-        <w:rPr>
-          <w:highlight w:val="yellow"/>
-        </w:rPr>
-        <w:t xml:space="preserve"> US isn't Brazil South.</w:t>
+        <w:t>Brazil South's secondary region is South Central US. The secondary region of South Central US isn't Brazil South.</w:t>
       </w:r>
     </w:p>
     <w:p>
@@ -11341,6 +11211,7 @@
         <w:rPr>
           <w:noProof/>
         </w:rPr>
+        <w:lastRenderedPageBreak/>
         <w:drawing>
           <wp:inline distT="0" distB="0" distL="0" distR="0" wp14:anchorId="4CEE1334" wp14:editId="1E27BFC8">
             <wp:extent cx="4838700" cy="2171700"/>
@@ -11649,6 +11520,7 @@
         <w:rPr>
           <w:noProof/>
         </w:rPr>
+        <w:lastRenderedPageBreak/>
         <w:drawing>
           <wp:inline distT="0" distB="0" distL="0" distR="0" wp14:anchorId="64637F37" wp14:editId="1D183D84">
             <wp:extent cx="5943600" cy="2441575"/>
@@ -11896,6 +11768,7 @@
           <w:bCs/>
           <w:highlight w:val="red"/>
         </w:rPr>
+        <w:lastRenderedPageBreak/>
         <w:t>Environments</w:t>
       </w:r>
       <w:r>
@@ -12153,6 +12026,7 @@
         <w:rPr>
           <w:noProof/>
         </w:rPr>
+        <w:lastRenderedPageBreak/>
         <w:drawing>
           <wp:inline distT="0" distB="0" distL="0" distR="0" wp14:anchorId="58144C34" wp14:editId="7B54ACE9">
             <wp:extent cx="5791200" cy="3581400"/>
@@ -12397,6 +12271,7 @@
         </w:numPr>
       </w:pPr>
       <w:r>
+        <w:lastRenderedPageBreak/>
         <w:t xml:space="preserve">Each </w:t>
       </w:r>
       <w:r>
@@ -12860,6 +12735,7 @@
           </w:tcPr>
           <w:p>
             <w:r>
+              <w:lastRenderedPageBreak/>
               <w:t>Size</w:t>
             </w:r>
           </w:p>
@@ -12918,11 +12794,9 @@
             <w:hideMark/>
           </w:tcPr>
           <w:p>
-            <w:proofErr w:type="spellStart"/>
             <w:r>
               <w:t>azureuser</w:t>
             </w:r>
-            <w:proofErr w:type="spellEnd"/>
           </w:p>
         </w:tc>
       </w:tr>
@@ -12968,13 +12842,8 @@
             <w:hideMark/>
           </w:tcPr>
           <w:p>
-            <w:proofErr w:type="spellStart"/>
             <w:r>
-              <w:t>Reenter</w:t>
-            </w:r>
-            <w:proofErr w:type="spellEnd"/>
-            <w:r>
-              <w:t xml:space="preserve"> the custom password</w:t>
+              <w:t>Reenter the custom password</w:t>
             </w:r>
           </w:p>
         </w:tc>
@@ -13216,6 +13085,7 @@
         <w:pStyle w:val="Heading4"/>
       </w:pPr>
       <w:r>
+        <w:lastRenderedPageBreak/>
         <w:t>Clean up</w:t>
       </w:r>
     </w:p>
@@ -13428,6 +13298,7 @@
         <w:pStyle w:val="Heading2"/>
       </w:pPr>
       <w:r>
+        <w:lastRenderedPageBreak/>
         <w:t>Describe Azure compute and networking services</w:t>
       </w:r>
     </w:p>
@@ -13723,6 +13594,7 @@
     </w:p>
     <w:p>
       <w:r>
+        <w:lastRenderedPageBreak/>
         <w:t xml:space="preserve">You </w:t>
       </w:r>
       <w:r>
@@ -14030,15 +13902,7 @@
     </w:p>
     <w:p>
       <w:r>
-        <w:t xml:space="preserve">Availability </w:t>
-      </w:r>
-      <w:proofErr w:type="gramStart"/>
-      <w:r>
-        <w:t>accomplish</w:t>
-      </w:r>
-      <w:proofErr w:type="gramEnd"/>
-      <w:r>
-        <w:t xml:space="preserve"> these objectives by </w:t>
+        <w:t xml:space="preserve">Availability accomplish these objectives by </w:t>
       </w:r>
       <w:r>
         <w:rPr>
@@ -14116,6 +13980,7 @@
           <w:b/>
           <w:bCs/>
         </w:rPr>
+        <w:lastRenderedPageBreak/>
         <w:t>Fault domain</w:t>
       </w:r>
       <w:r>
@@ -14482,6 +14347,7 @@
         <w:pStyle w:val="Heading4"/>
       </w:pPr>
       <w:r>
+        <w:lastRenderedPageBreak/>
         <w:t>VM Resources</w:t>
       </w:r>
     </w:p>
@@ -14659,35 +14525,7 @@
         <w:rPr>
           <w:highlight w:val="yellow"/>
         </w:rPr>
-        <w:t>following </w:t>
-      </w:r>
-      <w:proofErr w:type="spellStart"/>
-      <w:r>
-        <w:rPr>
-          <w:highlight w:val="yellow"/>
-        </w:rPr>
-        <w:t>az</w:t>
-      </w:r>
-      <w:proofErr w:type="spellEnd"/>
-      <w:r>
-        <w:rPr>
-          <w:highlight w:val="yellow"/>
-        </w:rPr>
-        <w:t xml:space="preserve"> </w:t>
-      </w:r>
-      <w:proofErr w:type="spellStart"/>
-      <w:r>
-        <w:rPr>
-          <w:highlight w:val="yellow"/>
-        </w:rPr>
-        <w:t>vm</w:t>
-      </w:r>
-      <w:proofErr w:type="spellEnd"/>
-      <w:r>
-        <w:rPr>
-          <w:highlight w:val="yellow"/>
-        </w:rPr>
-        <w:t xml:space="preserve"> create command to create a Linux VM</w:t>
+        <w:t>following az vm create command to create a Linux VM</w:t>
       </w:r>
       <w:r>
         <w:t>:</w:t>
@@ -14705,21 +14543,8 @@
       <w:pPr>
         <w:pStyle w:val="Code"/>
       </w:pPr>
-      <w:proofErr w:type="spellStart"/>
-      <w:r>
-        <w:t>az</w:t>
-      </w:r>
-      <w:proofErr w:type="spellEnd"/>
-      <w:r>
-        <w:t xml:space="preserve"> </w:t>
-      </w:r>
-      <w:proofErr w:type="spellStart"/>
-      <w:r>
-        <w:t>vm</w:t>
-      </w:r>
-      <w:proofErr w:type="spellEnd"/>
-      <w:r>
-        <w:t xml:space="preserve"> create \</w:t>
+      <w:r>
+        <w:t>az vm create \</w:t>
       </w:r>
     </w:p>
     <w:p>
@@ -14735,15 +14560,7 @@
         <w:pStyle w:val="Code"/>
       </w:pPr>
       <w:r>
-        <w:t xml:space="preserve">  --name my-</w:t>
-      </w:r>
-      <w:proofErr w:type="spellStart"/>
-      <w:r>
-        <w:t>vm</w:t>
-      </w:r>
-      <w:proofErr w:type="spellEnd"/>
-      <w:r>
-        <w:t xml:space="preserve"> \</w:t>
+        <w:t xml:space="preserve">  --name my-vm \</w:t>
       </w:r>
     </w:p>
     <w:p>
@@ -14751,23 +14568,7 @@
         <w:pStyle w:val="Code"/>
       </w:pPr>
       <w:r>
-        <w:t xml:space="preserve">  --public-</w:t>
-      </w:r>
-      <w:proofErr w:type="spellStart"/>
-      <w:r>
-        <w:t>ip</w:t>
-      </w:r>
-      <w:proofErr w:type="spellEnd"/>
-      <w:r>
-        <w:t>-</w:t>
-      </w:r>
-      <w:proofErr w:type="spellStart"/>
-      <w:r>
-        <w:t>sku</w:t>
-      </w:r>
-      <w:proofErr w:type="spellEnd"/>
-      <w:r>
-        <w:t xml:space="preserve"> Standard \</w:t>
+        <w:t xml:space="preserve">  --public-ip-sku Standard \</w:t>
       </w:r>
     </w:p>
     <w:p>
@@ -14783,15 +14584,7 @@
         <w:pStyle w:val="Code"/>
       </w:pPr>
       <w:r>
-        <w:t xml:space="preserve">  --admin-username </w:t>
-      </w:r>
-      <w:proofErr w:type="spellStart"/>
-      <w:r>
-        <w:t>azureuser</w:t>
-      </w:r>
-      <w:proofErr w:type="spellEnd"/>
-      <w:r>
-        <w:t xml:space="preserve"> \</w:t>
+        <w:t xml:space="preserve">  --admin-username azureuser \</w:t>
       </w:r>
     </w:p>
     <w:p>
@@ -14820,17 +14613,8 @@
           <w:b/>
           <w:bCs/>
         </w:rPr>
-        <w:t>my-</w:t>
-      </w:r>
-      <w:proofErr w:type="spellStart"/>
-      <w:r>
-        <w:rPr>
-          <w:b/>
-          <w:bCs/>
-        </w:rPr>
-        <w:t>vm</w:t>
-      </w:r>
-      <w:proofErr w:type="spellEnd"/>
+        <w:t>my-vm</w:t>
+      </w:r>
       <w:r>
         <w:t>. You use this name to refer to the VM in later steps.</w:t>
       </w:r>
@@ -14849,35 +14633,7 @@
         <w:rPr>
           <w:highlight w:val="yellow"/>
         </w:rPr>
-        <w:t>following </w:t>
-      </w:r>
-      <w:proofErr w:type="spellStart"/>
-      <w:r>
-        <w:rPr>
-          <w:highlight w:val="yellow"/>
-        </w:rPr>
-        <w:t>az</w:t>
-      </w:r>
-      <w:proofErr w:type="spellEnd"/>
-      <w:r>
-        <w:rPr>
-          <w:highlight w:val="yellow"/>
-        </w:rPr>
-        <w:t xml:space="preserve"> </w:t>
-      </w:r>
-      <w:proofErr w:type="spellStart"/>
-      <w:r>
-        <w:rPr>
-          <w:highlight w:val="yellow"/>
-        </w:rPr>
-        <w:t>vm</w:t>
-      </w:r>
-      <w:proofErr w:type="spellEnd"/>
-      <w:r>
-        <w:rPr>
-          <w:highlight w:val="yellow"/>
-        </w:rPr>
-        <w:t xml:space="preserve"> extension set command to configure Nginx</w:t>
+        <w:t>following az vm extension set command to configure Nginx</w:t>
       </w:r>
       <w:r>
         <w:t xml:space="preserve"> on your VM:</w:t>
@@ -14888,6 +14644,7 @@
         <w:pStyle w:val="Tips"/>
       </w:pPr>
       <w:r>
+        <w:lastRenderedPageBreak/>
         <w:t>Azure CLI</w:t>
       </w:r>
     </w:p>
@@ -14895,21 +14652,8 @@
       <w:pPr>
         <w:pStyle w:val="Code"/>
       </w:pPr>
-      <w:proofErr w:type="spellStart"/>
-      <w:r>
-        <w:t>az</w:t>
-      </w:r>
-      <w:proofErr w:type="spellEnd"/>
-      <w:r>
-        <w:t xml:space="preserve"> </w:t>
-      </w:r>
-      <w:proofErr w:type="spellStart"/>
-      <w:r>
-        <w:t>vm</w:t>
-      </w:r>
-      <w:proofErr w:type="spellEnd"/>
-      <w:r>
-        <w:t xml:space="preserve"> extension set \</w:t>
+      <w:r>
+        <w:t>az vm extension set \</w:t>
       </w:r>
     </w:p>
     <w:p>
@@ -14925,23 +14669,7 @@
         <w:pStyle w:val="Code"/>
       </w:pPr>
       <w:r>
-        <w:t xml:space="preserve">  --</w:t>
-      </w:r>
-      <w:proofErr w:type="spellStart"/>
-      <w:r>
-        <w:t>vm</w:t>
-      </w:r>
-      <w:proofErr w:type="spellEnd"/>
-      <w:r>
-        <w:t>-name my-</w:t>
-      </w:r>
-      <w:proofErr w:type="spellStart"/>
-      <w:r>
-        <w:t>vm</w:t>
-      </w:r>
-      <w:proofErr w:type="spellEnd"/>
-      <w:r>
-        <w:t xml:space="preserve"> \</w:t>
+        <w:t xml:space="preserve">  --vm-name my-vm \</w:t>
       </w:r>
     </w:p>
     <w:p>
@@ -14949,15 +14677,7 @@
         <w:pStyle w:val="Code"/>
       </w:pPr>
       <w:r>
-        <w:t xml:space="preserve">  --name </w:t>
-      </w:r>
-      <w:proofErr w:type="spellStart"/>
-      <w:r>
-        <w:t>customScript</w:t>
-      </w:r>
-      <w:proofErr w:type="spellEnd"/>
-      <w:r>
-        <w:t xml:space="preserve"> \</w:t>
+        <w:t xml:space="preserve">  --name customScript \</w:t>
       </w:r>
     </w:p>
     <w:p>
@@ -14965,17 +14685,7 @@
         <w:pStyle w:val="Code"/>
       </w:pPr>
       <w:r>
-        <w:t xml:space="preserve">  --publisher </w:t>
-      </w:r>
-      <w:proofErr w:type="spellStart"/>
-      <w:proofErr w:type="gramStart"/>
-      <w:r>
-        <w:t>Microsoft.Azure.Extensions</w:t>
-      </w:r>
-      <w:proofErr w:type="spellEnd"/>
-      <w:proofErr w:type="gramEnd"/>
-      <w:r>
-        <w:t xml:space="preserve"> \</w:t>
+        <w:t xml:space="preserve">  --publisher Microsoft.Azure.Extensions \</w:t>
       </w:r>
     </w:p>
     <w:p>
@@ -14991,15 +14701,7 @@
         <w:pStyle w:val="Code"/>
       </w:pPr>
       <w:r>
-        <w:t xml:space="preserve">  --settings '{"fileUris</w:t>
-      </w:r>
-      <w:proofErr w:type="gramStart"/>
-      <w:r>
-        <w:t>":[</w:t>
-      </w:r>
-      <w:proofErr w:type="gramEnd"/>
-      <w:r>
-        <w:t>"https://raw.githubusercontent.com/MicrosoftDocs/mslearn-welcome-to-azure/master/configure-nginx.sh"]}' \</w:t>
+        <w:t xml:space="preserve">  --settings '{"fileUris":["https://raw.githubusercontent.com/MicrosoftDocs/mslearn-welcome-to-azure/master/configure-nginx.sh"]}' \</w:t>
       </w:r>
     </w:p>
     <w:p>
@@ -15007,15 +14709,7 @@
         <w:pStyle w:val="Code"/>
       </w:pPr>
       <w:r>
-        <w:t xml:space="preserve">  --protected-settings '{"</w:t>
-      </w:r>
-      <w:proofErr w:type="spellStart"/>
-      <w:r>
-        <w:t>commandToExecute</w:t>
-      </w:r>
-      <w:proofErr w:type="spellEnd"/>
-      <w:r>
-        <w:t xml:space="preserve">": "./configure-nginx.sh"}'    </w:t>
+        <w:t xml:space="preserve">  --protected-settings '{"commandToExecute": "./configure-nginx.sh"}'    </w:t>
       </w:r>
     </w:p>
     <w:p>
@@ -15236,6 +14930,7 @@
         <w:pStyle w:val="Heading4"/>
       </w:pPr>
       <w:r>
+        <w:lastRenderedPageBreak/>
         <w:t>Enhance security</w:t>
       </w:r>
     </w:p>
@@ -15905,6 +15600,7 @@
         <w:pStyle w:val="Heading4"/>
       </w:pPr>
       <w:r>
+        <w:lastRenderedPageBreak/>
         <w:t>Serverless computing in Azure</w:t>
       </w:r>
     </w:p>
@@ -16250,6 +15946,7 @@
         <w:rPr>
           <w:highlight w:val="red"/>
         </w:rPr>
+        <w:lastRenderedPageBreak/>
         <w:t>Azure App Service</w:t>
       </w:r>
     </w:p>
@@ -16583,6 +16280,7 @@
         <w:pStyle w:val="Heading5"/>
       </w:pPr>
       <w:r>
+        <w:lastRenderedPageBreak/>
         <w:t>API apps</w:t>
       </w:r>
     </w:p>
@@ -16646,15 +16344,7 @@
         <w:t>script</w:t>
       </w:r>
       <w:r>
-        <w:t xml:space="preserve"> (.</w:t>
-      </w:r>
-      <w:proofErr w:type="spellStart"/>
-      <w:r>
-        <w:t>cmd</w:t>
-      </w:r>
-      <w:proofErr w:type="spellEnd"/>
-      <w:r>
-        <w:t xml:space="preserve">, .bat, PowerShell, or Bash) in the same context as a web app, API app, or mobile app. They can be </w:t>
+        <w:t xml:space="preserve"> (.cmd, .bat, PowerShell, or Bash) in the same context as a web app, API app, or mobile app. They can be </w:t>
       </w:r>
       <w:r>
         <w:rPr>
@@ -16900,6 +16590,7 @@
         </w:numPr>
       </w:pPr>
       <w:r>
+        <w:lastRenderedPageBreak/>
         <w:t>Route network traffic</w:t>
       </w:r>
     </w:p>
@@ -17239,6 +16930,7 @@
         <w:pStyle w:val="Heading4"/>
       </w:pPr>
       <w:r>
+        <w:lastRenderedPageBreak/>
         <w:t>Communicate with on-premises resources</w:t>
       </w:r>
     </w:p>
@@ -17599,7 +17291,11 @@
         <w:t>compared to a hardened network appliance</w:t>
       </w:r>
       <w:r>
-        <w:t xml:space="preserve">. A network virtual appliance carries out a particular network function, such as </w:t>
+        <w:t xml:space="preserve">. A network virtual appliance carries out a particular </w:t>
+      </w:r>
+      <w:r>
+        <w:lastRenderedPageBreak/>
+        <w:t xml:space="preserve">network function, such as </w:t>
       </w:r>
       <w:r>
         <w:rPr>
@@ -17820,65 +17516,108 @@
       <w:pPr>
         <w:pStyle w:val="Code"/>
       </w:pPr>
-      <w:proofErr w:type="spellStart"/>
-      <w:r>
-        <w:t>az</w:t>
-      </w:r>
-      <w:proofErr w:type="spellEnd"/>
+      <w:r>
+        <w:t>az vm list</w:t>
+      </w:r>
+    </w:p>
+    <w:p>
+      <w:r>
+        <w:rPr>
+          <w:highlight w:val="yellow"/>
+        </w:rPr>
+        <w:t>If you receive an empty response [],</w:t>
+      </w:r>
+      <w:r>
+        <w:t xml:space="preserve"> you need to </w:t>
+      </w:r>
+      <w:r>
+        <w:rPr>
+          <w:highlight w:val="yellow"/>
+        </w:rPr>
+        <w:t>complete the first exercise</w:t>
+      </w:r>
+      <w:r>
+        <w:t xml:space="preserve"> in this module again. </w:t>
+      </w:r>
+      <w:r>
+        <w:rPr>
+          <w:highlight w:val="yellow"/>
+        </w:rPr>
+        <w:t>If the result lists</w:t>
+      </w:r>
+      <w:r>
+        <w:t xml:space="preserve"> your current </w:t>
+      </w:r>
+      <w:r>
+        <w:rPr>
+          <w:highlight w:val="yellow"/>
+        </w:rPr>
+        <w:t>VM and its settings</w:t>
+      </w:r>
+      <w:r>
+        <w:t xml:space="preserve">, you may </w:t>
+      </w:r>
+      <w:r>
+        <w:rPr>
+          <w:highlight w:val="yellow"/>
+        </w:rPr>
+        <w:t>continue</w:t>
+      </w:r>
+      <w:r>
+        <w:t>.</w:t>
+      </w:r>
+    </w:p>
+    <w:p>
+      <w:r>
+        <w:t>Right now,</w:t>
+      </w:r>
       <w:r>
         <w:t xml:space="preserve"> </w:t>
       </w:r>
-      <w:proofErr w:type="spellStart"/>
-      <w:r>
-        <w:t>vm</w:t>
-      </w:r>
-      <w:proofErr w:type="spellEnd"/>
-      <w:r>
-        <w:t xml:space="preserve"> list</w:t>
-      </w:r>
-    </w:p>
-    <w:p>
-      <w:r>
-        <w:rPr>
-          <w:highlight w:val="yellow"/>
-        </w:rPr>
-        <w:t>If you receive an empty response [],</w:t>
-      </w:r>
-      <w:r>
-        <w:t xml:space="preserve"> you need to </w:t>
-      </w:r>
-      <w:r>
-        <w:rPr>
-          <w:highlight w:val="yellow"/>
-        </w:rPr>
-        <w:t>complete the first exercise</w:t>
-      </w:r>
-      <w:r>
-        <w:t xml:space="preserve"> in this module again. </w:t>
-      </w:r>
-      <w:r>
-        <w:rPr>
-          <w:highlight w:val="yellow"/>
-        </w:rPr>
-        <w:t>If the result lists</w:t>
-      </w:r>
-      <w:r>
-        <w:t xml:space="preserve"> your current </w:t>
-      </w:r>
-      <w:r>
-        <w:rPr>
-          <w:highlight w:val="yellow"/>
-        </w:rPr>
-        <w:t>VM and its settings</w:t>
-      </w:r>
-      <w:r>
-        <w:t xml:space="preserve">, you may </w:t>
-      </w:r>
-      <w:r>
-        <w:rPr>
-          <w:highlight w:val="yellow"/>
-        </w:rPr>
-        <w:t>continue</w:t>
+      <w:r>
+        <w:t xml:space="preserve">When </w:t>
+      </w:r>
+      <w:r>
+        <w:rPr>
+          <w:highlight w:val="yellow"/>
+        </w:rPr>
+        <w:t>you create a Virtual Machine (VM)</w:t>
+      </w:r>
+      <w:r>
+        <w:t xml:space="preserve"> in Azure </w:t>
+      </w:r>
+      <w:r>
+        <w:rPr>
+          <w:highlight w:val="yellow"/>
+        </w:rPr>
+        <w:t>and install a web server like Nginx</w:t>
+      </w:r>
+      <w:r>
+        <w:t xml:space="preserve">, the </w:t>
+      </w:r>
+      <w:r>
+        <w:rPr>
+          <w:highlight w:val="yellow"/>
+        </w:rPr>
+        <w:t>server listens for incoming HTTP requests on port 80</w:t>
+      </w:r>
+      <w:r>
+        <w:t>. However, A</w:t>
+      </w:r>
+      <w:r>
+        <w:rPr>
+          <w:highlight w:val="yellow"/>
+        </w:rPr>
+        <w:t>zure blocks most inbound traffic by default</w:t>
+      </w:r>
+      <w:r>
+        <w:t xml:space="preserve"> for </w:t>
+      </w:r>
+      <w:r>
+        <w:rPr>
+          <w:color w:val="0070C0"/>
+        </w:rPr>
+        <w:t>security reasons</w:t>
       </w:r>
       <w:r>
         <w:t>.</w:t>
@@ -17886,88 +17625,27 @@
     </w:p>
     <w:p>
       <w:r>
-        <w:t>Right now,</w:t>
-      </w:r>
-      <w:r>
-        <w:t xml:space="preserve"> </w:t>
-      </w:r>
-      <w:proofErr w:type="gramStart"/>
-      <w:r>
-        <w:t>When</w:t>
-      </w:r>
-      <w:proofErr w:type="gramEnd"/>
-      <w:r>
-        <w:t xml:space="preserve"> </w:t>
-      </w:r>
-      <w:r>
-        <w:rPr>
-          <w:highlight w:val="yellow"/>
-        </w:rPr>
-        <w:t>you create a Virtual Machine (VM)</w:t>
-      </w:r>
-      <w:r>
-        <w:t xml:space="preserve"> in Azure </w:t>
-      </w:r>
-      <w:r>
-        <w:rPr>
-          <w:highlight w:val="yellow"/>
-        </w:rPr>
-        <w:t>and install a web server like Nginx</w:t>
-      </w:r>
-      <w:r>
-        <w:t xml:space="preserve">, the </w:t>
-      </w:r>
-      <w:r>
-        <w:rPr>
-          <w:highlight w:val="yellow"/>
-        </w:rPr>
-        <w:t>server listens for incoming HTTP requests on port 80</w:t>
-      </w:r>
-      <w:r>
-        <w:t>. However, A</w:t>
-      </w:r>
-      <w:r>
-        <w:rPr>
-          <w:highlight w:val="yellow"/>
-        </w:rPr>
-        <w:t>zure blocks most inbound traffic by default</w:t>
-      </w:r>
-      <w:r>
-        <w:t xml:space="preserve"> for </w:t>
+        <w:rPr>
+          <w:highlight w:val="cyan"/>
+        </w:rPr>
+        <w:t>To make your Nginx server accessible</w:t>
+      </w:r>
+      <w:r>
+        <w:t xml:space="preserve"> from the internet, you </w:t>
+      </w:r>
+      <w:r>
+        <w:rPr>
+          <w:highlight w:val="cyan"/>
+        </w:rPr>
+        <w:t>need to open port 80 using a Network Security Group (NSG).</w:t>
+      </w:r>
+      <w:r>
+        <w:t xml:space="preserve"> This </w:t>
       </w:r>
       <w:r>
         <w:rPr>
           <w:color w:val="0070C0"/>
         </w:rPr>
-        <w:t>security reasons</w:t>
-      </w:r>
-      <w:r>
-        <w:t>.</w:t>
-      </w:r>
-    </w:p>
-    <w:p>
-      <w:r>
-        <w:rPr>
-          <w:highlight w:val="cyan"/>
-        </w:rPr>
-        <w:t>To make your Nginx server accessible</w:t>
-      </w:r>
-      <w:r>
-        <w:t xml:space="preserve"> from the internet, you </w:t>
-      </w:r>
-      <w:r>
-        <w:rPr>
-          <w:highlight w:val="cyan"/>
-        </w:rPr>
-        <w:t>need to open port 80 using a Network Security Group (NSG).</w:t>
-      </w:r>
-      <w:r>
-        <w:t xml:space="preserve"> This </w:t>
-      </w:r>
-      <w:r>
-        <w:rPr>
-          <w:color w:val="0070C0"/>
-        </w:rPr>
         <w:t>allows users to connect to your website</w:t>
       </w:r>
       <w:r>
@@ -17979,6 +17657,7 @@
         <w:pStyle w:val="Heading4"/>
       </w:pPr>
       <w:r>
+        <w:lastRenderedPageBreak/>
         <w:t>Task 1: Access your web server</w:t>
       </w:r>
     </w:p>
@@ -18024,53 +17703,12 @@
       <w:r>
         <w:t>Run the following </w:t>
       </w:r>
-      <w:proofErr w:type="spellStart"/>
       <w:r>
         <w:rPr>
           <w:rStyle w:val="CodeChar"/>
           <w:highlight w:val="magenta"/>
         </w:rPr>
-        <w:t>az</w:t>
-      </w:r>
-      <w:proofErr w:type="spellEnd"/>
-      <w:r>
-        <w:rPr>
-          <w:rStyle w:val="CodeChar"/>
-          <w:highlight w:val="magenta"/>
-        </w:rPr>
-        <w:t xml:space="preserve"> </w:t>
-      </w:r>
-      <w:proofErr w:type="spellStart"/>
-      <w:r>
-        <w:rPr>
-          <w:rStyle w:val="CodeChar"/>
-          <w:highlight w:val="magenta"/>
-        </w:rPr>
-        <w:t>vm</w:t>
-      </w:r>
-      <w:proofErr w:type="spellEnd"/>
-      <w:r>
-        <w:rPr>
-          <w:rStyle w:val="CodeChar"/>
-          <w:highlight w:val="magenta"/>
-        </w:rPr>
-        <w:t xml:space="preserve"> list-</w:t>
-      </w:r>
-      <w:proofErr w:type="spellStart"/>
-      <w:r>
-        <w:rPr>
-          <w:rStyle w:val="CodeChar"/>
-          <w:highlight w:val="magenta"/>
-        </w:rPr>
-        <w:t>ip</w:t>
-      </w:r>
-      <w:proofErr w:type="spellEnd"/>
-      <w:r>
-        <w:rPr>
-          <w:rStyle w:val="CodeChar"/>
-          <w:highlight w:val="magenta"/>
-        </w:rPr>
-        <w:t>-addresses</w:t>
+        <w:t>az vm list-ip-addresses</w:t>
       </w:r>
       <w:r>
         <w:t xml:space="preserve"> command to </w:t>
@@ -18098,31 +17736,7 @@
         <w:pStyle w:val="Code"/>
       </w:pPr>
       <w:r>
-        <w:t>IPADDRESS="$(</w:t>
-      </w:r>
-      <w:proofErr w:type="spellStart"/>
-      <w:r>
-        <w:t>az</w:t>
-      </w:r>
-      <w:proofErr w:type="spellEnd"/>
-      <w:r>
-        <w:t xml:space="preserve"> </w:t>
-      </w:r>
-      <w:proofErr w:type="spellStart"/>
-      <w:r>
-        <w:t>vm</w:t>
-      </w:r>
-      <w:proofErr w:type="spellEnd"/>
-      <w:r>
-        <w:t xml:space="preserve"> list-</w:t>
-      </w:r>
-      <w:proofErr w:type="spellStart"/>
-      <w:r>
-        <w:t>ip</w:t>
-      </w:r>
-      <w:proofErr w:type="spellEnd"/>
-      <w:r>
-        <w:t>-addresses \</w:t>
+        <w:t>IPADDRESS="$(az vm list-ip-addresses \</w:t>
       </w:r>
     </w:p>
     <w:p>
@@ -18138,15 +17752,7 @@
         <w:pStyle w:val="Code"/>
       </w:pPr>
       <w:r>
-        <w:t xml:space="preserve">  --name my-</w:t>
-      </w:r>
-      <w:proofErr w:type="spellStart"/>
-      <w:r>
-        <w:t>vm</w:t>
-      </w:r>
-      <w:proofErr w:type="spellEnd"/>
-      <w:r>
-        <w:t xml:space="preserve"> \</w:t>
+        <w:t xml:space="preserve">  --name my-vm \</w:t>
       </w:r>
     </w:p>
     <w:p>
@@ -18154,44 +17760,7 @@
         <w:pStyle w:val="Code"/>
       </w:pPr>
       <w:r>
-        <w:t xml:space="preserve">  --query "[</w:t>
-      </w:r>
-      <w:proofErr w:type="gramStart"/>
-      <w:r>
-        <w:t>].</w:t>
-      </w:r>
-      <w:proofErr w:type="spellStart"/>
-      <w:r>
-        <w:t>virtualMachine.network</w:t>
-      </w:r>
-      <w:proofErr w:type="gramEnd"/>
-      <w:r>
-        <w:t>.</w:t>
-      </w:r>
-      <w:proofErr w:type="gramStart"/>
-      <w:r>
-        <w:t>publicIpAddresses</w:t>
-      </w:r>
-      <w:proofErr w:type="spellEnd"/>
-      <w:r>
-        <w:t>[</w:t>
-      </w:r>
-      <w:proofErr w:type="gramEnd"/>
-      <w:r>
-        <w:t>*</w:t>
-      </w:r>
-      <w:proofErr w:type="gramStart"/>
-      <w:r>
-        <w:t>].</w:t>
-      </w:r>
-      <w:proofErr w:type="spellStart"/>
-      <w:r>
-        <w:t>ipAddress</w:t>
-      </w:r>
-      <w:proofErr w:type="spellEnd"/>
-      <w:proofErr w:type="gramEnd"/>
-      <w:r>
-        <w:t>" \</w:t>
+        <w:t xml:space="preserve">  --query "[].virtualMachine.network.publicIpAddresses[*].ipAddress" \</w:t>
       </w:r>
     </w:p>
     <w:p>
@@ -18199,15 +17768,7 @@
         <w:pStyle w:val="Code"/>
       </w:pPr>
       <w:r>
-        <w:t xml:space="preserve">  --output </w:t>
-      </w:r>
-      <w:proofErr w:type="spellStart"/>
-      <w:r>
-        <w:t>tsv</w:t>
-      </w:r>
-      <w:proofErr w:type="spellEnd"/>
-      <w:r>
-        <w:t xml:space="preserve">)"    </w:t>
+        <w:t xml:space="preserve">  --output tsv)"    </w:t>
       </w:r>
     </w:p>
     <w:p>
@@ -18391,6 +17952,7 @@
         <w:rPr>
           <w:noProof/>
         </w:rPr>
+        <w:lastRenderedPageBreak/>
         <w:drawing>
           <wp:inline distT="0" distB="0" distL="0" distR="0" wp14:anchorId="5E76EF07" wp14:editId="29D22A5A">
             <wp:extent cx="5943600" cy="4626610"/>
@@ -18484,37 +18046,12 @@
       <w:r>
         <w:t>Run the following </w:t>
       </w:r>
-      <w:proofErr w:type="spellStart"/>
       <w:r>
         <w:rPr>
           <w:rStyle w:val="CodeChar"/>
           <w:highlight w:val="magenta"/>
         </w:rPr>
-        <w:t>az</w:t>
-      </w:r>
-      <w:proofErr w:type="spellEnd"/>
-      <w:r>
-        <w:rPr>
-          <w:rStyle w:val="CodeChar"/>
-          <w:highlight w:val="magenta"/>
-        </w:rPr>
-        <w:t xml:space="preserve"> network </w:t>
-      </w:r>
-      <w:proofErr w:type="spellStart"/>
-      <w:r>
-        <w:rPr>
-          <w:rStyle w:val="CodeChar"/>
-          <w:highlight w:val="magenta"/>
-        </w:rPr>
-        <w:t>nsg</w:t>
-      </w:r>
-      <w:proofErr w:type="spellEnd"/>
-      <w:r>
-        <w:rPr>
-          <w:rStyle w:val="CodeChar"/>
-          <w:highlight w:val="magenta"/>
-        </w:rPr>
-        <w:t xml:space="preserve"> list</w:t>
+        <w:t>az network nsg list</w:t>
       </w:r>
       <w:r>
         <w:t xml:space="preserve"> command </w:t>
@@ -18547,21 +18084,8 @@
       <w:pPr>
         <w:pStyle w:val="Code"/>
       </w:pPr>
-      <w:proofErr w:type="spellStart"/>
-      <w:r>
-        <w:t>az</w:t>
-      </w:r>
-      <w:proofErr w:type="spellEnd"/>
-      <w:r>
-        <w:t xml:space="preserve"> network </w:t>
-      </w:r>
-      <w:proofErr w:type="spellStart"/>
-      <w:r>
-        <w:t>nsg</w:t>
-      </w:r>
-      <w:proofErr w:type="spellEnd"/>
-      <w:r>
-        <w:t xml:space="preserve"> list \</w:t>
+      <w:r>
+        <w:t>az network nsg list \</w:t>
       </w:r>
     </w:p>
     <w:p>
@@ -18585,15 +18109,7 @@
         <w:pStyle w:val="Code"/>
       </w:pPr>
       <w:r>
-        <w:t xml:space="preserve">  --output </w:t>
-      </w:r>
-      <w:proofErr w:type="spellStart"/>
-      <w:r>
-        <w:t>tsv</w:t>
-      </w:r>
-      <w:proofErr w:type="spellEnd"/>
-      <w:r>
-        <w:t xml:space="preserve">    </w:t>
+        <w:t xml:space="preserve">  --output tsv    </w:t>
       </w:r>
     </w:p>
     <w:p>
@@ -18606,6 +18122,7 @@
         <w:pStyle w:val="Tips"/>
       </w:pPr>
       <w:r>
+        <w:lastRenderedPageBreak/>
         <w:t>Output</w:t>
       </w:r>
     </w:p>
@@ -18614,13 +18131,8 @@
         <w:pStyle w:val="Code"/>
       </w:pPr>
       <w:r>
-        <w:t>my-</w:t>
-      </w:r>
-      <w:proofErr w:type="spellStart"/>
-      <w:r>
-        <w:t>vmNSG</w:t>
-      </w:r>
-      <w:proofErr w:type="spellEnd"/>
+        <w:t>my-vmNSG</w:t>
+      </w:r>
     </w:p>
     <w:p>
       <w:r>
@@ -18640,17 +18152,8 @@
           <w:i/>
           <w:iCs/>
         </w:rPr>
-        <w:t>my-</w:t>
-      </w:r>
-      <w:proofErr w:type="spellStart"/>
-      <w:r>
-        <w:rPr>
-          <w:i/>
-          <w:iCs/>
-        </w:rPr>
-        <w:t>vmNSG</w:t>
-      </w:r>
-      <w:proofErr w:type="spellEnd"/>
+        <w:t>my-vmNSG</w:t>
+      </w:r>
       <w:r>
         <w:t>.</w:t>
       </w:r>
@@ -18665,37 +18168,12 @@
       <w:r>
         <w:t>Run the following </w:t>
       </w:r>
-      <w:proofErr w:type="spellStart"/>
       <w:r>
         <w:rPr>
           <w:rStyle w:val="CodeChar"/>
           <w:highlight w:val="magenta"/>
         </w:rPr>
-        <w:t>az</w:t>
-      </w:r>
-      <w:proofErr w:type="spellEnd"/>
-      <w:r>
-        <w:rPr>
-          <w:rStyle w:val="CodeChar"/>
-          <w:highlight w:val="magenta"/>
-        </w:rPr>
-        <w:t xml:space="preserve"> network </w:t>
-      </w:r>
-      <w:proofErr w:type="spellStart"/>
-      <w:r>
-        <w:rPr>
-          <w:rStyle w:val="CodeChar"/>
-          <w:highlight w:val="magenta"/>
-        </w:rPr>
-        <w:t>nsg</w:t>
-      </w:r>
-      <w:proofErr w:type="spellEnd"/>
-      <w:r>
-        <w:rPr>
-          <w:rStyle w:val="CodeChar"/>
-          <w:highlight w:val="magenta"/>
-        </w:rPr>
-        <w:t xml:space="preserve"> rule list</w:t>
+        <w:t>az network nsg rule list</w:t>
       </w:r>
       <w:r>
         <w:t xml:space="preserve"> command to </w:t>
@@ -18714,17 +18192,8 @@
           <w:i/>
           <w:iCs/>
         </w:rPr>
-        <w:t>my-</w:t>
-      </w:r>
-      <w:proofErr w:type="spellStart"/>
-      <w:r>
-        <w:rPr>
-          <w:i/>
-          <w:iCs/>
-        </w:rPr>
-        <w:t>vmNSG</w:t>
-      </w:r>
-      <w:proofErr w:type="spellEnd"/>
+        <w:t>my-vmNSG</w:t>
+      </w:r>
       <w:r>
         <w:t>:</w:t>
       </w:r>
@@ -18741,21 +18210,8 @@
       <w:pPr>
         <w:pStyle w:val="Code"/>
       </w:pPr>
-      <w:proofErr w:type="spellStart"/>
-      <w:r>
-        <w:t>az</w:t>
-      </w:r>
-      <w:proofErr w:type="spellEnd"/>
-      <w:r>
-        <w:t xml:space="preserve"> network </w:t>
-      </w:r>
-      <w:proofErr w:type="spellStart"/>
-      <w:r>
-        <w:t>nsg</w:t>
-      </w:r>
-      <w:proofErr w:type="spellEnd"/>
-      <w:r>
-        <w:t xml:space="preserve"> rule list \</w:t>
+      <w:r>
+        <w:t>az network nsg rule list \</w:t>
       </w:r>
     </w:p>
     <w:p>
@@ -18771,23 +18227,7 @@
         <w:pStyle w:val="Code"/>
       </w:pPr>
       <w:r>
-        <w:t xml:space="preserve">  --</w:t>
-      </w:r>
-      <w:proofErr w:type="spellStart"/>
-      <w:r>
-        <w:t>nsg</w:t>
-      </w:r>
-      <w:proofErr w:type="spellEnd"/>
-      <w:r>
-        <w:t>-name my-</w:t>
-      </w:r>
-      <w:proofErr w:type="spellStart"/>
-      <w:r>
-        <w:t>vmNSG</w:t>
-      </w:r>
-      <w:proofErr w:type="spellEnd"/>
-      <w:r>
-        <w:t xml:space="preserve">    </w:t>
+        <w:t xml:space="preserve">  --nsg-name my-vmNSG    </w:t>
       </w:r>
     </w:p>
     <w:p>
@@ -18814,37 +18254,12 @@
       <w:r>
         <w:t>Run the </w:t>
       </w:r>
-      <w:proofErr w:type="spellStart"/>
       <w:r>
         <w:rPr>
           <w:rStyle w:val="CodeChar"/>
           <w:highlight w:val="magenta"/>
         </w:rPr>
-        <w:t>az</w:t>
-      </w:r>
-      <w:proofErr w:type="spellEnd"/>
-      <w:r>
-        <w:rPr>
-          <w:rStyle w:val="CodeChar"/>
-          <w:highlight w:val="magenta"/>
-        </w:rPr>
-        <w:t xml:space="preserve"> network </w:t>
-      </w:r>
-      <w:proofErr w:type="spellStart"/>
-      <w:r>
-        <w:rPr>
-          <w:rStyle w:val="CodeChar"/>
-          <w:highlight w:val="magenta"/>
-        </w:rPr>
-        <w:t>nsg</w:t>
-      </w:r>
-      <w:proofErr w:type="spellEnd"/>
-      <w:r>
-        <w:rPr>
-          <w:rStyle w:val="CodeChar"/>
-          <w:highlight w:val="magenta"/>
-        </w:rPr>
-        <w:t xml:space="preserve"> rule list</w:t>
+        <w:t>az network nsg rule list</w:t>
       </w:r>
       <w:r>
         <w:t> command a second time. This time, use the </w:t>
@@ -18908,21 +18323,8 @@
       <w:pPr>
         <w:pStyle w:val="Code"/>
       </w:pPr>
-      <w:proofErr w:type="spellStart"/>
-      <w:r>
-        <w:t>az</w:t>
-      </w:r>
-      <w:proofErr w:type="spellEnd"/>
-      <w:r>
-        <w:t xml:space="preserve"> network </w:t>
-      </w:r>
-      <w:proofErr w:type="spellStart"/>
-      <w:r>
-        <w:t>nsg</w:t>
-      </w:r>
-      <w:proofErr w:type="spellEnd"/>
-      <w:r>
-        <w:t xml:space="preserve"> rule list \</w:t>
+      <w:r>
+        <w:t>az network nsg rule list \</w:t>
       </w:r>
     </w:p>
     <w:p>
@@ -18938,23 +18340,7 @@
         <w:pStyle w:val="Code"/>
       </w:pPr>
       <w:r>
-        <w:t xml:space="preserve">  --</w:t>
-      </w:r>
-      <w:proofErr w:type="spellStart"/>
-      <w:r>
-        <w:t>nsg</w:t>
-      </w:r>
-      <w:proofErr w:type="spellEnd"/>
-      <w:r>
-        <w:t>-name my-</w:t>
-      </w:r>
-      <w:proofErr w:type="spellStart"/>
-      <w:r>
-        <w:t>vmNSG</w:t>
-      </w:r>
-      <w:proofErr w:type="spellEnd"/>
-      <w:r>
-        <w:t xml:space="preserve"> \</w:t>
+        <w:t xml:space="preserve">  --nsg-name my-vmNSG \</w:t>
       </w:r>
     </w:p>
     <w:p>
@@ -18962,50 +18348,7 @@
         <w:pStyle w:val="Code"/>
       </w:pPr>
       <w:r>
-        <w:t xml:space="preserve">  --query '[</w:t>
-      </w:r>
-      <w:proofErr w:type="gramStart"/>
-      <w:r>
-        <w:t>].{</w:t>
-      </w:r>
-      <w:proofErr w:type="spellStart"/>
-      <w:proofErr w:type="gramEnd"/>
-      <w:r>
-        <w:t>Name:name</w:t>
-      </w:r>
-      <w:proofErr w:type="spellEnd"/>
-      <w:r>
-        <w:t xml:space="preserve">, </w:t>
-      </w:r>
-      <w:proofErr w:type="spellStart"/>
-      <w:proofErr w:type="gramStart"/>
-      <w:r>
-        <w:t>Priority:priority</w:t>
-      </w:r>
-      <w:proofErr w:type="spellEnd"/>
-      <w:proofErr w:type="gramEnd"/>
-      <w:r>
-        <w:t xml:space="preserve">, </w:t>
-      </w:r>
-      <w:proofErr w:type="spellStart"/>
-      <w:proofErr w:type="gramStart"/>
-      <w:r>
-        <w:t>Port:destinationPortRange</w:t>
-      </w:r>
-      <w:proofErr w:type="spellEnd"/>
-      <w:proofErr w:type="gramEnd"/>
-      <w:r>
-        <w:t xml:space="preserve">, </w:t>
-      </w:r>
-      <w:proofErr w:type="spellStart"/>
-      <w:proofErr w:type="gramStart"/>
-      <w:r>
-        <w:t>Access:access</w:t>
-      </w:r>
-      <w:proofErr w:type="spellEnd"/>
-      <w:proofErr w:type="gramEnd"/>
-      <w:r>
-        <w:t>}' \</w:t>
+        <w:t xml:space="preserve">  --query '[].{Name:name, Priority:priority, Port:destinationPortRange, Access:access}' \</w:t>
       </w:r>
     </w:p>
     <w:p>
@@ -19056,15 +18399,7 @@
         <w:pStyle w:val="Code"/>
       </w:pPr>
       <w:r>
-        <w:t>default-allow-</w:t>
-      </w:r>
-      <w:proofErr w:type="gramStart"/>
-      <w:r>
-        <w:t>ssh  1000</w:t>
-      </w:r>
-      <w:proofErr w:type="gramEnd"/>
-      <w:r>
-        <w:t xml:space="preserve">        22      Allow</w:t>
+        <w:t>default-allow-ssh  1000        22      Allow</w:t>
       </w:r>
     </w:p>
     <w:p>
@@ -19106,7 +18441,11 @@
         <w:t>used on Linux to allow administrators</w:t>
       </w:r>
       <w:r>
-        <w:t xml:space="preserve"> to access the system remotely. The </w:t>
+        <w:t xml:space="preserve"> to </w:t>
+      </w:r>
+      <w:r>
+        <w:lastRenderedPageBreak/>
+        <w:t xml:space="preserve">access the system remotely. The </w:t>
       </w:r>
       <w:r>
         <w:rPr>
@@ -19194,37 +18533,12 @@
       <w:r>
         <w:t>Run the following </w:t>
       </w:r>
-      <w:proofErr w:type="spellStart"/>
       <w:r>
         <w:rPr>
           <w:rStyle w:val="CodeChar"/>
           <w:highlight w:val="magenta"/>
         </w:rPr>
-        <w:t>az</w:t>
-      </w:r>
-      <w:proofErr w:type="spellEnd"/>
-      <w:r>
-        <w:rPr>
-          <w:rStyle w:val="CodeChar"/>
-          <w:highlight w:val="magenta"/>
-        </w:rPr>
-        <w:t xml:space="preserve"> network </w:t>
-      </w:r>
-      <w:proofErr w:type="spellStart"/>
-      <w:r>
-        <w:rPr>
-          <w:rStyle w:val="CodeChar"/>
-          <w:highlight w:val="magenta"/>
-        </w:rPr>
-        <w:t>nsg</w:t>
-      </w:r>
-      <w:proofErr w:type="spellEnd"/>
-      <w:r>
-        <w:rPr>
-          <w:rStyle w:val="CodeChar"/>
-          <w:highlight w:val="magenta"/>
-        </w:rPr>
-        <w:t xml:space="preserve"> rule</w:t>
+        <w:t>az network nsg rule</w:t>
       </w:r>
       <w:r>
         <w:t xml:space="preserve"> create command to </w:t>
@@ -19268,21 +18582,8 @@
       <w:pPr>
         <w:pStyle w:val="Code"/>
       </w:pPr>
-      <w:proofErr w:type="spellStart"/>
-      <w:r>
-        <w:t>az</w:t>
-      </w:r>
-      <w:proofErr w:type="spellEnd"/>
-      <w:r>
-        <w:t xml:space="preserve"> network </w:t>
-      </w:r>
-      <w:proofErr w:type="spellStart"/>
-      <w:r>
-        <w:t>nsg</w:t>
-      </w:r>
-      <w:proofErr w:type="spellEnd"/>
-      <w:r>
-        <w:t xml:space="preserve"> rule create \</w:t>
+      <w:r>
+        <w:t>az network nsg rule create \</w:t>
       </w:r>
     </w:p>
     <w:p>
@@ -19298,23 +18599,7 @@
         <w:pStyle w:val="Code"/>
       </w:pPr>
       <w:r>
-        <w:t xml:space="preserve">  --</w:t>
-      </w:r>
-      <w:proofErr w:type="spellStart"/>
-      <w:r>
-        <w:t>nsg</w:t>
-      </w:r>
-      <w:proofErr w:type="spellEnd"/>
-      <w:r>
-        <w:t>-name my-</w:t>
-      </w:r>
-      <w:proofErr w:type="spellStart"/>
-      <w:r>
-        <w:t>vmNSG</w:t>
-      </w:r>
-      <w:proofErr w:type="spellEnd"/>
-      <w:r>
-        <w:t xml:space="preserve"> \</w:t>
+        <w:t xml:space="preserve">  --nsg-name my-vmNSG \</w:t>
       </w:r>
     </w:p>
     <w:p>
@@ -19330,15 +18615,7 @@
         <w:pStyle w:val="Code"/>
       </w:pPr>
       <w:r>
-        <w:t xml:space="preserve">  --protocol </w:t>
-      </w:r>
-      <w:proofErr w:type="spellStart"/>
-      <w:r>
-        <w:t>tcp</w:t>
-      </w:r>
-      <w:proofErr w:type="spellEnd"/>
-      <w:r>
-        <w:t xml:space="preserve"> \</w:t>
+        <w:t xml:space="preserve">  --protocol tcp \</w:t>
       </w:r>
     </w:p>
     <w:p>
@@ -19407,37 +18684,12 @@
       <w:r>
         <w:t>To verify the configuration, run </w:t>
       </w:r>
-      <w:proofErr w:type="spellStart"/>
       <w:r>
         <w:rPr>
           <w:rStyle w:val="CodeChar"/>
           <w:highlight w:val="magenta"/>
         </w:rPr>
-        <w:t>az</w:t>
-      </w:r>
-      <w:proofErr w:type="spellEnd"/>
-      <w:r>
-        <w:rPr>
-          <w:rStyle w:val="CodeChar"/>
-          <w:highlight w:val="magenta"/>
-        </w:rPr>
-        <w:t xml:space="preserve"> network </w:t>
-      </w:r>
-      <w:proofErr w:type="spellStart"/>
-      <w:r>
-        <w:rPr>
-          <w:rStyle w:val="CodeChar"/>
-          <w:highlight w:val="magenta"/>
-        </w:rPr>
-        <w:t>nsg</w:t>
-      </w:r>
-      <w:proofErr w:type="spellEnd"/>
-      <w:r>
-        <w:rPr>
-          <w:rStyle w:val="CodeChar"/>
-          <w:highlight w:val="magenta"/>
-        </w:rPr>
-        <w:t xml:space="preserve"> rule list</w:t>
+        <w:t>az network nsg rule list</w:t>
       </w:r>
       <w:r>
         <w:t> </w:t>
@@ -19461,21 +18713,8 @@
       <w:pPr>
         <w:pStyle w:val="Code"/>
       </w:pPr>
-      <w:proofErr w:type="spellStart"/>
-      <w:r>
-        <w:t>az</w:t>
-      </w:r>
-      <w:proofErr w:type="spellEnd"/>
-      <w:r>
-        <w:t xml:space="preserve"> network </w:t>
-      </w:r>
-      <w:proofErr w:type="spellStart"/>
-      <w:r>
-        <w:t>nsg</w:t>
-      </w:r>
-      <w:proofErr w:type="spellEnd"/>
-      <w:r>
-        <w:t xml:space="preserve"> rule list \</w:t>
+      <w:r>
+        <w:t>az network nsg rule list \</w:t>
       </w:r>
     </w:p>
     <w:p>
@@ -19491,23 +18730,7 @@
         <w:pStyle w:val="Code"/>
       </w:pPr>
       <w:r>
-        <w:t xml:space="preserve">  --</w:t>
-      </w:r>
-      <w:proofErr w:type="spellStart"/>
-      <w:r>
-        <w:t>nsg</w:t>
-      </w:r>
-      <w:proofErr w:type="spellEnd"/>
-      <w:r>
-        <w:t>-name my-</w:t>
-      </w:r>
-      <w:proofErr w:type="spellStart"/>
-      <w:r>
-        <w:t>vmNSG</w:t>
-      </w:r>
-      <w:proofErr w:type="spellEnd"/>
-      <w:r>
-        <w:t xml:space="preserve"> \</w:t>
+        <w:t xml:space="preserve">  --nsg-name my-vmNSG \</w:t>
       </w:r>
     </w:p>
     <w:p>
@@ -19515,50 +18738,7 @@
         <w:pStyle w:val="Code"/>
       </w:pPr>
       <w:r>
-        <w:t xml:space="preserve">  --query '[</w:t>
-      </w:r>
-      <w:proofErr w:type="gramStart"/>
-      <w:r>
-        <w:t>].{</w:t>
-      </w:r>
-      <w:proofErr w:type="spellStart"/>
-      <w:proofErr w:type="gramEnd"/>
-      <w:r>
-        <w:t>Name:name</w:t>
-      </w:r>
-      <w:proofErr w:type="spellEnd"/>
-      <w:r>
-        <w:t xml:space="preserve">, </w:t>
-      </w:r>
-      <w:proofErr w:type="spellStart"/>
-      <w:proofErr w:type="gramStart"/>
-      <w:r>
-        <w:t>Priority:priority</w:t>
-      </w:r>
-      <w:proofErr w:type="spellEnd"/>
-      <w:proofErr w:type="gramEnd"/>
-      <w:r>
-        <w:t xml:space="preserve">, </w:t>
-      </w:r>
-      <w:proofErr w:type="spellStart"/>
-      <w:proofErr w:type="gramStart"/>
-      <w:r>
-        <w:t>Port:destinationPortRange</w:t>
-      </w:r>
-      <w:proofErr w:type="spellEnd"/>
-      <w:proofErr w:type="gramEnd"/>
-      <w:r>
-        <w:t xml:space="preserve">, </w:t>
-      </w:r>
-      <w:proofErr w:type="spellStart"/>
-      <w:proofErr w:type="gramStart"/>
-      <w:r>
-        <w:t>Access:access</w:t>
-      </w:r>
-      <w:proofErr w:type="spellEnd"/>
-      <w:proofErr w:type="gramEnd"/>
-      <w:r>
-        <w:t>}' \</w:t>
+        <w:t xml:space="preserve">  --query '[].{Name:name, Priority:priority, Port:destinationPortRange, Access:access}' \</w:t>
       </w:r>
     </w:p>
     <w:p>
@@ -19612,6 +18792,7 @@
         <w:pStyle w:val="Tips"/>
       </w:pPr>
       <w:r>
+        <w:lastRenderedPageBreak/>
         <w:t>Output</w:t>
       </w:r>
     </w:p>
@@ -19636,15 +18817,7 @@
         <w:pStyle w:val="Code"/>
       </w:pPr>
       <w:r>
-        <w:t>default-allow-</w:t>
-      </w:r>
-      <w:proofErr w:type="gramStart"/>
-      <w:r>
-        <w:t>ssh  1000</w:t>
-      </w:r>
-      <w:proofErr w:type="gramEnd"/>
-      <w:r>
-        <w:t xml:space="preserve">        22      Allow</w:t>
+        <w:t>default-allow-ssh  1000        22      Allow</w:t>
       </w:r>
     </w:p>
     <w:p>
@@ -19747,20 +18920,7 @@
         <w:pStyle w:val="Code"/>
       </w:pPr>
       <w:r>
-        <w:t>&lt;html&gt;&lt;body&gt;&lt;h2&gt;Welcome to Azure! My name is my-</w:t>
-      </w:r>
-      <w:proofErr w:type="spellStart"/>
-      <w:proofErr w:type="gramStart"/>
-      <w:r>
-        <w:t>vm</w:t>
-      </w:r>
-      <w:proofErr w:type="spellEnd"/>
-      <w:r>
-        <w:t>.&lt;</w:t>
-      </w:r>
-      <w:proofErr w:type="gramEnd"/>
-      <w:r>
-        <w:t>/h2&gt;&lt;/body&gt;&lt;/html&gt;</w:t>
+        <w:t>&lt;html&gt;&lt;body&gt;&lt;h2&gt;Welcome to Azure! My name is my-vm.&lt;/h2&gt;&lt;/body&gt;&lt;/html&gt;</w:t>
       </w:r>
     </w:p>
     <w:p>
@@ -19893,6 +19053,7 @@
         <w:pStyle w:val="Heading4"/>
       </w:pPr>
       <w:r>
+        <w:lastRenderedPageBreak/>
         <w:t>Clean up</w:t>
       </w:r>
     </w:p>
@@ -19999,15 +19160,7 @@
     </w:p>
     <w:p>
       <w:r>
-        <w:t xml:space="preserve">When setting up a VPN gateway, you must specify the type of VPN - either policy-based or route-based. The primary distinction between these two types is how they determine which traffic needs encryption. In Azure, regardless of the VPN type, the method of authentication employed is a </w:t>
-      </w:r>
-      <w:proofErr w:type="spellStart"/>
-      <w:r>
-        <w:t>preshared</w:t>
-      </w:r>
-      <w:proofErr w:type="spellEnd"/>
-      <w:r>
-        <w:t xml:space="preserve"> key.</w:t>
+        <w:t>When setting up a VPN gateway, you must specify the type of VPN - either policy-based or route-based. The primary distinction between these two types is how they determine which traffic needs encryption. In Azure, regardless of the VPN type, the method of authentication employed is a preshared key.</w:t>
       </w:r>
     </w:p>
     <w:p>
@@ -20018,7 +19171,11 @@
         </w:numPr>
       </w:pPr>
       <w:r>
-        <w:t>Policy-based VPN gateways specify statically the IP address of packets that should be encrypted through each tunnel. This type of device evaluates every data packet against those sets of IP addresses to choose the tunnel where that packet is going to be sent through.</w:t>
+        <w:t xml:space="preserve">Policy-based VPN gateways specify statically the IP address of packets that should be encrypted through each tunnel. This type of device evaluates every data packet </w:t>
+      </w:r>
+      <w:r>
+        <w:lastRenderedPageBreak/>
+        <w:t>against those sets of IP addresses to choose the tunnel where that packet is going to be sent through.</w:t>
       </w:r>
     </w:p>
     <w:p>
@@ -20130,7 +19287,11 @@
     </w:p>
     <w:p>
       <w:r>
-        <w:t>Another high-availability option is to configure a VPN gateway as a secure failover path for ExpressRoute connections. ExpressRoute circuits have resiliency built in. However, they aren't immune to physical problems that affect the cables delivering connectivity or outages that affect the complete ExpressRoute location. In high-availability scenarios, where there's risk associated with an outage of an ExpressRoute circuit, you can also provision a VPN gateway that uses the internet as an alternative method of connectivity. In this way, you can ensure there's always a connection to the virtual networks.</w:t>
+        <w:t xml:space="preserve">Another high-availability option is to configure a VPN gateway as a secure failover path for ExpressRoute connections. ExpressRoute circuits have resiliency built in. However, they </w:t>
+      </w:r>
+      <w:r>
+        <w:lastRenderedPageBreak/>
+        <w:t>aren't immune to physical problems that affect the cables delivering connectivity or outages that affect the complete ExpressRoute location. In high-availability scenarios, where there's risk associated with an outage of an ExpressRoute circuit, you can also provision a VPN gateway that uses the internet as an alternative method of connectivity. In this way, you can ensure there's always a connection to the virtual networks.</w:t>
       </w:r>
     </w:p>
     <w:p>
@@ -29422,6 +28583,7 @@
   <w:style w:type="character" w:default="1" w:styleId="DefaultParagraphFont">
     <w:name w:val="Default Paragraph Font"/>
     <w:uiPriority w:val="1"/>
+    <w:semiHidden/>
     <w:unhideWhenUsed/>
   </w:style>
   <w:style w:type="table" w:default="1" w:styleId="TableNormal">
